--- a/yang-diujikan/matematika - pembahasan.docx
+++ b/yang-diujikan/matematika - pembahasan.docx
@@ -1,6 +1,6 @@
 
 <file path=word/document.xml><?xml version="1.0" encoding="utf-8"?>
-<w:document xmlns:wpc="http://schemas.microsoft.com/office/word/2010/wordprocessingCanvas" xmlns:cx="http://schemas.microsoft.com/office/drawing/2014/chartex" xmlns:cx1="http://schemas.microsoft.com/office/drawing/2015/9/8/chartex" xmlns:mc="http://schemas.openxmlformats.org/markup-compatibility/2006" xmlns:o="urn:schemas-microsoft-com:office:office" xmlns:r="http://schemas.openxmlformats.org/officeDocument/2006/relationships" xmlns:m="http://schemas.openxmlformats.org/officeDocument/2006/math" xmlns:v="urn:schemas-microsoft-com:vml" xmlns:wp14="http://schemas.microsoft.com/office/word/2010/wordprocessingDrawing" xmlns:wp="http://schemas.openxmlformats.org/drawingml/2006/wordprocessingDrawing" xmlns:w10="urn:schemas-microsoft-com:office:word" xmlns:w="http://schemas.openxmlformats.org/wordprocessingml/2006/main" xmlns:w14="http://schemas.microsoft.com/office/word/2010/wordml" xmlns:w15="http://schemas.microsoft.com/office/word/2012/wordml" xmlns:w16se="http://schemas.microsoft.com/office/word/2015/wordml/symex" xmlns:wpg="http://schemas.microsoft.com/office/word/2010/wordprocessingGroup" xmlns:wpi="http://schemas.microsoft.com/office/word/2010/wordprocessingInk" xmlns:wne="http://schemas.microsoft.com/office/word/2006/wordml" xmlns:wps="http://schemas.microsoft.com/office/word/2010/wordprocessingShape" mc:Ignorable="w14 w15 w16se wp14">
+<w:document xmlns:wpc="http://schemas.microsoft.com/office/word/2010/wordprocessingCanvas" xmlns:cx="http://schemas.microsoft.com/office/drawing/2014/chartex" xmlns:cx1="http://schemas.microsoft.com/office/drawing/2015/9/8/chartex" xmlns:cx2="http://schemas.microsoft.com/office/drawing/2015/10/21/chartex" xmlns:cx3="http://schemas.microsoft.com/office/drawing/2016/5/9/chartex" xmlns:cx4="http://schemas.microsoft.com/office/drawing/2016/5/10/chartex" xmlns:cx5="http://schemas.microsoft.com/office/drawing/2016/5/11/chartex" xmlns:cx6="http://schemas.microsoft.com/office/drawing/2016/5/12/chartex" xmlns:cx7="http://schemas.microsoft.com/office/drawing/2016/5/13/chartex" xmlns:cx8="http://schemas.microsoft.com/office/drawing/2016/5/14/chartex" xmlns:mc="http://schemas.openxmlformats.org/markup-compatibility/2006" xmlns:aink="http://schemas.microsoft.com/office/drawing/2016/ink" xmlns:am3d="http://schemas.microsoft.com/office/drawing/2017/model3d" xmlns:o="urn:schemas-microsoft-com:office:office" xmlns:r="http://schemas.openxmlformats.org/officeDocument/2006/relationships" xmlns:m="http://schemas.openxmlformats.org/officeDocument/2006/math" xmlns:v="urn:schemas-microsoft-com:vml" xmlns:wp14="http://schemas.microsoft.com/office/word/2010/wordprocessingDrawing" xmlns:wp="http://schemas.openxmlformats.org/drawingml/2006/wordprocessingDrawing" xmlns:w10="urn:schemas-microsoft-com:office:word" xmlns:w="http://schemas.openxmlformats.org/wordprocessingml/2006/main" xmlns:w14="http://schemas.microsoft.com/office/word/2010/wordml" xmlns:w15="http://schemas.microsoft.com/office/word/2012/wordml" xmlns:w16cex="http://schemas.microsoft.com/office/word/2018/wordml/cex" xmlns:w16cid="http://schemas.microsoft.com/office/word/2016/wordml/cid" xmlns:w16="http://schemas.microsoft.com/office/word/2018/wordml" xmlns:w16se="http://schemas.microsoft.com/office/word/2015/wordml/symex" xmlns:wpg="http://schemas.microsoft.com/office/word/2010/wordprocessingGroup" xmlns:wpi="http://schemas.microsoft.com/office/word/2010/wordprocessingInk" xmlns:wne="http://schemas.microsoft.com/office/word/2006/wordml" xmlns:wps="http://schemas.microsoft.com/office/word/2010/wordprocessingShape" mc:Ignorable="w14 w15 w16se w16cid w16 w16cex wp14">
   <w:body>
     <w:p>
       <w:pPr>
@@ -33,7 +33,7 @@
         <mc:AlternateContent>
           <mc:Choice Requires="wps">
             <w:drawing>
-              <wp:anchor distT="0" distB="0" distL="114300" distR="114300" simplePos="0" relativeHeight="251682816" behindDoc="0" locked="0" layoutInCell="1" allowOverlap="1">
+              <wp:anchor distT="0" distB="0" distL="114300" distR="114300" simplePos="0" relativeHeight="251682816" behindDoc="0" locked="0" layoutInCell="1" allowOverlap="1" wp14:anchorId="68E4094F" wp14:editId="0F460C8B">
                 <wp:simplePos x="0" y="0"/>
                 <wp:positionH relativeFrom="column">
                   <wp:posOffset>4451985</wp:posOffset>
@@ -176,11 +176,11 @@
           </mc:Choice>
           <mc:Fallback>
             <w:pict>
-              <v:shapetype id="_x0000_t202" coordsize="21600,21600" o:spt="202" path="m,l,21600r21600,l21600,xe">
+              <v:shapetype w14:anchorId="68E4094F" id="_x0000_t202" coordsize="21600,21600" o:spt="202" path="m,l,21600r21600,l21600,xe">
                 <v:stroke joinstyle="miter"/>
                 <v:path gradientshapeok="t" o:connecttype="rect"/>
               </v:shapetype>
-              <v:shape id="Text Box 16" o:spid="_x0000_s1026" type="#_x0000_t202" style="position:absolute;margin-left:350.55pt;margin-top:-2.35pt;width:146.5pt;height:36pt;z-index:251682816;visibility:visible;mso-wrap-style:square;mso-width-percent:0;mso-height-percent:0;mso-wrap-distance-left:9pt;mso-wrap-distance-top:0;mso-wrap-distance-right:9pt;mso-wrap-distance-bottom:0;mso-position-horizontal:absolute;mso-position-horizontal-relative:text;mso-position-vertical:absolute;mso-position-vertical-relative:text;mso-width-percent:0;mso-height-percent:0;mso-width-relative:margin;mso-height-relative:margin;v-text-anchor:top" o:gfxdata="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" filled="f" stroked="f">
+              <v:shape id="Text Box 16" o:spid="_x0000_s1026" type="#_x0000_t202" style="position:absolute;margin-left:350.55pt;margin-top:-2.35pt;width:146.5pt;height:36pt;z-index:251682816;visibility:visible;mso-wrap-style:square;mso-width-percent:0;mso-height-percent:0;mso-wrap-distance-left:9pt;mso-wrap-distance-top:0;mso-wrap-distance-right:9pt;mso-wrap-distance-bottom:0;mso-position-horizontal:absolute;mso-position-horizontal-relative:text;mso-position-vertical:absolute;mso-position-vertical-relative:text;mso-width-percent:0;mso-height-percent:0;mso-width-relative:margin;mso-height-relative:margin;v-text-anchor:top" o:gfxdata="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" filled="f" stroked="f">
                 <v:textbox>
                   <w:txbxContent>
                     <w:tbl>
@@ -385,7 +385,7 @@
                 <w:color w:val="000000"/>
               </w:rPr>
               <w:drawing>
-                <wp:inline distT="0" distB="0" distL="0" distR="0" wp14:anchorId="293F2A76" wp14:editId="774CB31A">
+                <wp:inline distT="0" distB="0" distL="0" distR="0" wp14:anchorId="0D5BF91B" wp14:editId="1C7034A9">
                   <wp:extent cx="523875" cy="476250"/>
                   <wp:effectExtent l="0" t="0" r="0" b="0"/>
                   <wp:docPr id="1" name="Picture 5" descr="Description: Description: Description: Description: Description: Description: Description: Description: Description: D:\DATA\Indramayu\DATA OM Yuyun\Penerbit\Buku Jadi\SM UN SMP2009\02c-Tryout-Ing Folder\Links\tut wuri handayani.tif"/>
@@ -815,8 +815,6 @@
           <w:lang w:val="id-ID"/>
         </w:rPr>
       </w:pPr>
-      <w:bookmarkStart w:id="0" w:name="_GoBack"/>
-      <w:bookmarkEnd w:id="0"/>
     </w:p>
     <w:tbl>
       <w:tblPr>
@@ -1672,6 +1670,7 @@
           <w:rFonts w:ascii="Times New Roman" w:eastAsiaTheme="minorEastAsia" w:hAnsi="Times New Roman" w:cs="Times New Roman"/>
           <w:sz w:val="24"/>
           <w:szCs w:val="24"/>
+          <w:highlight w:val="yellow"/>
         </w:rPr>
         <w:t xml:space="preserve">C. </w:t>
       </w:r>
@@ -1680,6 +1679,7 @@
           <w:rFonts w:ascii="Times New Roman" w:hAnsi="Times New Roman" w:cs="Times New Roman"/>
           <w:sz w:val="24"/>
           <w:szCs w:val="24"/>
+          <w:highlight w:val="yellow"/>
         </w:rPr>
         <w:t>3</w:t>
       </w:r>
@@ -2045,6 +2045,14 @@
           <w:szCs w:val="24"/>
         </w:rPr>
         <w:tab/>
+      </w:r>
+      <w:r>
+        <w:rPr>
+          <w:rFonts w:ascii="Times New Roman" w:eastAsiaTheme="minorEastAsia" w:hAnsi="Times New Roman" w:cs="Times New Roman"/>
+          <w:sz w:val="24"/>
+          <w:szCs w:val="24"/>
+          <w:highlight w:val="yellow"/>
+        </w:rPr>
         <w:t xml:space="preserve">B. </w:t>
       </w:r>
       <w:r>
@@ -2052,6 +2060,7 @@
           <w:rFonts w:ascii="Times New Roman" w:eastAsiaTheme="minorEastAsia" w:hAnsi="Times New Roman" w:cs="Times New Roman"/>
           <w:sz w:val="24"/>
           <w:szCs w:val="24"/>
+          <w:highlight w:val="yellow"/>
           <w:lang w:val="en-US"/>
         </w:rPr>
         <w:tab/>
@@ -2062,6 +2071,7 @@
             <w:rFonts w:ascii="Cambria Math" w:eastAsiaTheme="minorEastAsia" w:hAnsi="Cambria Math" w:cs="Times New Roman"/>
             <w:sz w:val="24"/>
             <w:szCs w:val="24"/>
+            <w:highlight w:val="yellow"/>
           </w:rPr>
           <m:t>2</m:t>
         </m:r>
@@ -2073,6 +2083,7 @@
                 <w:i/>
                 <w:sz w:val="24"/>
                 <w:szCs w:val="24"/>
+                <w:highlight w:val="yellow"/>
               </w:rPr>
             </m:ctrlPr>
           </m:fPr>
@@ -2082,6 +2093,7 @@
                 <w:rFonts w:ascii="Cambria Math" w:hAnsi="Cambria Math" w:cs="Times New Roman"/>
                 <w:sz w:val="24"/>
                 <w:szCs w:val="24"/>
+                <w:highlight w:val="yellow"/>
               </w:rPr>
               <m:t>1</m:t>
             </m:r>
@@ -2092,6 +2104,7 @@
                 <w:rFonts w:ascii="Cambria Math" w:hAnsi="Cambria Math" w:cs="Times New Roman"/>
                 <w:sz w:val="24"/>
                 <w:szCs w:val="24"/>
+                <w:highlight w:val="yellow"/>
               </w:rPr>
               <m:t>9</m:t>
             </m:r>
@@ -2718,6 +2731,14 @@
           <w:szCs w:val="24"/>
         </w:rPr>
         <w:tab/>
+      </w:r>
+      <w:r>
+        <w:rPr>
+          <w:rFonts w:ascii="Times New Roman" w:eastAsiaTheme="minorEastAsia" w:hAnsi="Times New Roman" w:cs="Times New Roman"/>
+          <w:sz w:val="24"/>
+          <w:szCs w:val="24"/>
+          <w:highlight w:val="yellow"/>
+        </w:rPr>
         <w:t xml:space="preserve">B. </w:t>
       </w:r>
       <w:r>
@@ -2725,6 +2746,7 @@
           <w:rFonts w:ascii="Times New Roman" w:eastAsiaTheme="minorEastAsia" w:hAnsi="Times New Roman" w:cs="Times New Roman"/>
           <w:sz w:val="24"/>
           <w:szCs w:val="24"/>
+          <w:highlight w:val="yellow"/>
         </w:rPr>
         <w:t>4</w:t>
       </w:r>
@@ -2733,6 +2755,7 @@
           <w:rFonts w:ascii="Times New Roman" w:hAnsi="Times New Roman" w:cs="Times New Roman"/>
           <w:sz w:val="24"/>
           <w:szCs w:val="24"/>
+          <w:highlight w:val="yellow"/>
         </w:rPr>
         <w:t xml:space="preserve"> hari</w:t>
       </w:r>
@@ -3471,6 +3494,7 @@
           <w:rFonts w:ascii="Times New Roman" w:eastAsiaTheme="minorEastAsia" w:hAnsi="Times New Roman" w:cs="Times New Roman"/>
           <w:sz w:val="24"/>
           <w:szCs w:val="24"/>
+          <w:highlight w:val="yellow"/>
         </w:rPr>
         <w:t xml:space="preserve">D. </w:t>
       </w:r>
@@ -3479,8 +3503,17 @@
           <w:rFonts w:ascii="Times New Roman" w:hAnsi="Times New Roman" w:cs="Times New Roman"/>
           <w:sz w:val="24"/>
           <w:szCs w:val="24"/>
-        </w:rPr>
-        <w:t xml:space="preserve">Rp. 112.500,00 </w:t>
+          <w:highlight w:val="yellow"/>
+        </w:rPr>
+        <w:t>Rp. 112.500,00</w:t>
+      </w:r>
+      <w:r>
+        <w:rPr>
+          <w:rFonts w:ascii="Times New Roman" w:hAnsi="Times New Roman" w:cs="Times New Roman"/>
+          <w:sz w:val="24"/>
+          <w:szCs w:val="24"/>
+        </w:rPr>
+        <w:t xml:space="preserve"> </w:t>
       </w:r>
       <w:r>
         <w:rPr>
@@ -3675,6 +3708,7 @@
           <w:rFonts w:ascii="Times New Roman" w:eastAsiaTheme="minorEastAsia" w:hAnsi="Times New Roman" w:cs="Times New Roman"/>
           <w:sz w:val="24"/>
           <w:szCs w:val="24"/>
+          <w:highlight w:val="yellow"/>
           <w:lang w:val="id-ID"/>
         </w:rPr>
         <w:t>A.</w:t>
@@ -3684,15 +3718,17 @@
           <w:rFonts w:ascii="Times New Roman" w:hAnsi="Times New Roman" w:cs="Times New Roman"/>
           <w:sz w:val="24"/>
           <w:szCs w:val="24"/>
-          <w:lang w:val="id-ID"/>
-        </w:rPr>
-        <w:t xml:space="preserve"> </w:t>
-      </w:r>
-      <w:r>
-        <w:rPr>
-          <w:rFonts w:ascii="Times New Roman" w:hAnsi="Times New Roman" w:cs="Times New Roman"/>
-          <w:sz w:val="24"/>
-          <w:szCs w:val="24"/>
+          <w:highlight w:val="yellow"/>
+          <w:lang w:val="id-ID"/>
+        </w:rPr>
+        <w:t xml:space="preserve"> </w:t>
+      </w:r>
+      <w:r>
+        <w:rPr>
+          <w:rFonts w:ascii="Times New Roman" w:hAnsi="Times New Roman" w:cs="Times New Roman"/>
+          <w:sz w:val="24"/>
+          <w:szCs w:val="24"/>
+          <w:highlight w:val="yellow"/>
           <w:lang w:val="id-ID"/>
         </w:rPr>
         <w:t>21</w:t>
@@ -3702,6 +3738,7 @@
           <w:rFonts w:ascii="Times New Roman" w:hAnsi="Times New Roman" w:cs="Times New Roman"/>
           <w:sz w:val="24"/>
           <w:szCs w:val="24"/>
+          <w:highlight w:val="yellow"/>
           <w:lang w:val="id-ID"/>
         </w:rPr>
         <w:t>6</w:t>
@@ -3994,6 +4031,7 @@
           <w:rFonts w:ascii="Times New Roman" w:eastAsiaTheme="minorEastAsia" w:hAnsi="Times New Roman" w:cs="Times New Roman"/>
           <w:sz w:val="24"/>
           <w:szCs w:val="24"/>
+          <w:highlight w:val="yellow"/>
           <w:lang w:val="id-ID"/>
         </w:rPr>
         <w:t>A.</w:t>
@@ -4003,15 +4041,17 @@
           <w:rFonts w:ascii="Times New Roman" w:hAnsi="Times New Roman" w:cs="Times New Roman"/>
           <w:sz w:val="24"/>
           <w:szCs w:val="24"/>
-          <w:lang w:val="id-ID"/>
-        </w:rPr>
-        <w:t xml:space="preserve"> </w:t>
-      </w:r>
-      <w:r>
-        <w:rPr>
-          <w:rFonts w:ascii="Times New Roman" w:hAnsi="Times New Roman" w:cs="Times New Roman"/>
-          <w:sz w:val="24"/>
-          <w:szCs w:val="24"/>
+          <w:highlight w:val="yellow"/>
+          <w:lang w:val="id-ID"/>
+        </w:rPr>
+        <w:t xml:space="preserve"> </w:t>
+      </w:r>
+      <w:r>
+        <w:rPr>
+          <w:rFonts w:ascii="Times New Roman" w:hAnsi="Times New Roman" w:cs="Times New Roman"/>
+          <w:sz w:val="24"/>
+          <w:szCs w:val="24"/>
+          <w:highlight w:val="yellow"/>
           <w:lang w:val="id-ID"/>
         </w:rPr>
         <w:t>21</w:t>
@@ -4022,6 +4062,7 @@
             <w:rFonts w:ascii="Cambria Math" w:hAnsi="Cambria Math" w:cs="Times New Roman"/>
             <w:sz w:val="24"/>
             <w:szCs w:val="24"/>
+            <w:highlight w:val="yellow"/>
             <w:lang w:val="id-ID"/>
           </w:rPr>
           <m:t>√2</m:t>
@@ -4381,6 +4422,7 @@
           <w:rFonts w:ascii="Times New Roman" w:hAnsi="Times New Roman" w:cs="Times New Roman"/>
           <w:sz w:val="24"/>
           <w:szCs w:val="24"/>
+          <w:highlight w:val="yellow"/>
           <w:lang w:val="id-ID"/>
         </w:rPr>
         <w:t xml:space="preserve">D. </w:t>
@@ -4391,9 +4433,20 @@
           <w:spacing w:val="-1"/>
           <w:sz w:val="24"/>
           <w:szCs w:val="24"/>
-          <w:lang w:val="id-ID"/>
-        </w:rPr>
-        <w:t xml:space="preserve">13, 18 </w:t>
+          <w:highlight w:val="yellow"/>
+          <w:lang w:val="id-ID"/>
+        </w:rPr>
+        <w:t>13, 18</w:t>
+      </w:r>
+      <w:r>
+        <w:rPr>
+          <w:rFonts w:ascii="Times New Roman" w:hAnsi="Times New Roman" w:cs="Times New Roman"/>
+          <w:spacing w:val="-1"/>
+          <w:sz w:val="24"/>
+          <w:szCs w:val="24"/>
+          <w:lang w:val="id-ID"/>
+        </w:rPr>
+        <w:t xml:space="preserve"> </w:t>
       </w:r>
     </w:p>
     <w:p>
@@ -4527,7 +4580,7 @@
           <w:szCs w:val="24"/>
         </w:rPr>
         <w:drawing>
-          <wp:inline distT="0" distB="0" distL="0" distR="0" wp14:anchorId="344FCBB4" wp14:editId="74467D3F">
+          <wp:inline distT="0" distB="0" distL="0" distR="0" wp14:anchorId="17A1058C" wp14:editId="175E90A5">
             <wp:extent cx="3259732" cy="904875"/>
             <wp:effectExtent l="0" t="0" r="0" b="0"/>
             <wp:docPr id="295" name="Picture 68"/>
@@ -4870,6 +4923,15 @@
           <w:lang w:val="id-ID"/>
         </w:rPr>
         <w:tab/>
+      </w:r>
+      <w:r>
+        <w:rPr>
+          <w:rFonts w:ascii="Times New Roman" w:eastAsiaTheme="minorEastAsia" w:hAnsi="Times New Roman" w:cs="Times New Roman"/>
+          <w:sz w:val="24"/>
+          <w:szCs w:val="24"/>
+          <w:highlight w:val="yellow"/>
+          <w:lang w:val="id-ID"/>
+        </w:rPr>
         <w:t xml:space="preserve">C. </w:t>
       </w:r>
       <w:r>
@@ -4877,6 +4939,7 @@
           <w:rFonts w:ascii="Times New Roman" w:eastAsiaTheme="minorEastAsia" w:hAnsi="Times New Roman" w:cs="Times New Roman"/>
           <w:sz w:val="24"/>
           <w:szCs w:val="24"/>
+          <w:highlight w:val="yellow"/>
           <w:lang w:val="id-ID"/>
         </w:rPr>
         <w:t>55</w:t>
@@ -5059,6 +5122,15 @@
           <w:lang w:val="id-ID"/>
         </w:rPr>
         <w:tab/>
+      </w:r>
+      <w:r>
+        <w:rPr>
+          <w:rFonts w:ascii="Times New Roman" w:hAnsi="Times New Roman" w:cs="Times New Roman"/>
+          <w:sz w:val="24"/>
+          <w:szCs w:val="24"/>
+          <w:highlight w:val="yellow"/>
+          <w:lang w:val="id-ID"/>
+        </w:rPr>
         <w:t xml:space="preserve">B. </w:t>
       </w:r>
       <w:r>
@@ -5066,6 +5138,7 @@
           <w:rFonts w:ascii="Times New Roman" w:hAnsi="Times New Roman" w:cs="Times New Roman"/>
           <w:sz w:val="24"/>
           <w:szCs w:val="24"/>
+          <w:highlight w:val="yellow"/>
           <w:lang w:val="id-ID"/>
         </w:rPr>
         <w:t>40</w:t>
@@ -5075,9 +5148,19 @@
           <w:rFonts w:ascii="Times New Roman" w:hAnsi="Times New Roman" w:cs="Times New Roman"/>
           <w:sz w:val="24"/>
           <w:szCs w:val="24"/>
-          <w:lang w:val="id-ID"/>
-        </w:rPr>
-        <w:t xml:space="preserve">8 </w:t>
+          <w:highlight w:val="yellow"/>
+          <w:lang w:val="id-ID"/>
+        </w:rPr>
+        <w:t>8</w:t>
+      </w:r>
+      <w:r>
+        <w:rPr>
+          <w:rFonts w:ascii="Times New Roman" w:hAnsi="Times New Roman" w:cs="Times New Roman"/>
+          <w:sz w:val="24"/>
+          <w:szCs w:val="24"/>
+          <w:lang w:val="id-ID"/>
+        </w:rPr>
+        <w:t xml:space="preserve"> </w:t>
       </w:r>
       <w:r>
         <w:rPr>
@@ -5393,6 +5476,7 @@
           <w:rFonts w:ascii="Times New Roman" w:hAnsi="Times New Roman" w:cs="Times New Roman"/>
           <w:sz w:val="24"/>
           <w:szCs w:val="24"/>
+          <w:highlight w:val="yellow"/>
           <w:lang w:val="id-ID"/>
         </w:rPr>
         <w:t>C</w:t>
@@ -5402,6 +5486,7 @@
           <w:rFonts w:ascii="Times New Roman" w:eastAsia="Calibri" w:hAnsi="Times New Roman" w:cs="Times New Roman"/>
           <w:sz w:val="24"/>
           <w:szCs w:val="24"/>
+          <w:highlight w:val="yellow"/>
           <w:lang w:val="id-ID"/>
         </w:rPr>
         <w:t xml:space="preserve">. </w:t>
@@ -5411,6 +5496,7 @@
           <w:rFonts w:ascii="Times New Roman" w:hAnsi="Times New Roman" w:cs="Times New Roman"/>
           <w:sz w:val="24"/>
           <w:szCs w:val="24"/>
+          <w:highlight w:val="yellow"/>
           <w:lang w:val="id-ID"/>
         </w:rPr>
         <w:t>20 bulan</w:t>
@@ -5869,6 +5955,7 @@
           <w:rFonts w:ascii="Times New Roman" w:hAnsi="Times New Roman" w:cs="Times New Roman"/>
           <w:sz w:val="24"/>
           <w:szCs w:val="24"/>
+          <w:highlight w:val="yellow"/>
           <w:lang w:val="id-ID"/>
         </w:rPr>
         <w:t>D. (7a + 8b)( 7a – 8b)</w:t>
@@ -6210,6 +6297,7 @@
           <w:rFonts w:ascii="Times New Roman" w:hAnsi="Times New Roman" w:cs="Times New Roman"/>
           <w:sz w:val="24"/>
           <w:szCs w:val="24"/>
+          <w:highlight w:val="yellow"/>
           <w:lang w:val="id-ID"/>
         </w:rPr>
         <w:t xml:space="preserve">A. </w:t>
@@ -6219,6 +6307,7 @@
           <w:rFonts w:ascii="Times New Roman" w:hAnsi="Times New Roman" w:cs="Times New Roman"/>
           <w:sz w:val="24"/>
           <w:szCs w:val="24"/>
+          <w:highlight w:val="yellow"/>
           <w:lang w:val="id-ID"/>
         </w:rPr>
         <w:t>–</w:t>
@@ -6228,9 +6317,19 @@
           <w:rFonts w:ascii="Times New Roman" w:hAnsi="Times New Roman" w:cs="Times New Roman"/>
           <w:sz w:val="24"/>
           <w:szCs w:val="24"/>
-          <w:lang w:val="id-ID"/>
-        </w:rPr>
-        <w:t xml:space="preserve">2 </w:t>
+          <w:highlight w:val="yellow"/>
+          <w:lang w:val="id-ID"/>
+        </w:rPr>
+        <w:t>2</w:t>
+      </w:r>
+      <w:r>
+        <w:rPr>
+          <w:rFonts w:ascii="Times New Roman" w:hAnsi="Times New Roman" w:cs="Times New Roman"/>
+          <w:sz w:val="24"/>
+          <w:szCs w:val="24"/>
+          <w:lang w:val="id-ID"/>
+        </w:rPr>
+        <w:t xml:space="preserve"> </w:t>
       </w:r>
       <w:r>
         <w:rPr>
@@ -6455,6 +6554,7 @@
           <w:rFonts w:ascii="Times New Roman" w:hAnsi="Times New Roman" w:cs="Times New Roman"/>
           <w:sz w:val="24"/>
           <w:szCs w:val="24"/>
+          <w:highlight w:val="yellow"/>
           <w:lang w:val="id-ID"/>
         </w:rPr>
         <w:t>C. {4, 5, 6, …}</w:t>
@@ -7081,6 +7181,7 @@
       <w:r>
         <w:rPr>
           <w:b w:val="0"/>
+          <w:highlight w:val="yellow"/>
           <w:lang w:val="id-ID"/>
         </w:rPr>
         <w:t xml:space="preserve">A. </w:t>
@@ -7090,9 +7191,19 @@
           <w:b w:val="0"/>
           <w:spacing w:val="12"/>
           <w:w w:val="105"/>
-          <w:lang w:val="id-ID"/>
-        </w:rPr>
-        <w:t xml:space="preserve">33 </w:t>
+          <w:highlight w:val="yellow"/>
+          <w:lang w:val="id-ID"/>
+        </w:rPr>
+        <w:t>33</w:t>
+      </w:r>
+      <w:r>
+        <w:rPr>
+          <w:b w:val="0"/>
+          <w:spacing w:val="12"/>
+          <w:w w:val="105"/>
+          <w:lang w:val="id-ID"/>
+        </w:rPr>
+        <w:t xml:space="preserve"> </w:t>
       </w:r>
       <w:r>
         <w:rPr>
@@ -7300,7 +7411,7 @@
           <w:szCs w:val="24"/>
         </w:rPr>
         <w:drawing>
-          <wp:inline distT="0" distB="0" distL="0" distR="0" wp14:anchorId="4F3FD751" wp14:editId="5F341AF6">
+          <wp:inline distT="0" distB="0" distL="0" distR="0" wp14:anchorId="21DFDA0B" wp14:editId="23BC9224">
             <wp:extent cx="4609044" cy="1276350"/>
             <wp:effectExtent l="0" t="0" r="1270" b="0"/>
             <wp:docPr id="288" name="Picture 75"/>
@@ -7637,9 +7748,19 @@
           <w:rFonts w:ascii="Times New Roman" w:hAnsi="Times New Roman" w:cs="Times New Roman"/>
           <w:sz w:val="24"/>
           <w:szCs w:val="24"/>
-          <w:lang w:val="id-ID"/>
-        </w:rPr>
-        <w:t xml:space="preserve">B. (2) dan (4) </w:t>
+          <w:highlight w:val="yellow"/>
+          <w:lang w:val="id-ID"/>
+        </w:rPr>
+        <w:t>B. (2) dan (4)</w:t>
+      </w:r>
+      <w:r>
+        <w:rPr>
+          <w:rFonts w:ascii="Times New Roman" w:hAnsi="Times New Roman" w:cs="Times New Roman"/>
+          <w:sz w:val="24"/>
+          <w:szCs w:val="24"/>
+          <w:lang w:val="id-ID"/>
+        </w:rPr>
+        <w:t xml:space="preserve"> </w:t>
       </w:r>
       <w:r>
         <w:rPr>
@@ -7779,6 +7900,7 @@
           <w:rFonts w:ascii="Times New Roman" w:hAnsi="Times New Roman" w:cs="Times New Roman"/>
           <w:sz w:val="24"/>
           <w:szCs w:val="24"/>
+          <w:highlight w:val="yellow"/>
           <w:lang w:val="id-ID"/>
         </w:rPr>
         <w:t xml:space="preserve">A. </w:t>
@@ -7788,9 +7910,19 @@
           <w:rFonts w:ascii="Times New Roman" w:hAnsi="Times New Roman" w:cs="Times New Roman"/>
           <w:sz w:val="24"/>
           <w:szCs w:val="24"/>
-          <w:lang w:val="id-ID"/>
-        </w:rPr>
-        <w:t xml:space="preserve">8 </w:t>
+          <w:highlight w:val="yellow"/>
+          <w:lang w:val="id-ID"/>
+        </w:rPr>
+        <w:t>8</w:t>
+      </w:r>
+      <w:r>
+        <w:rPr>
+          <w:rFonts w:ascii="Times New Roman" w:hAnsi="Times New Roman" w:cs="Times New Roman"/>
+          <w:sz w:val="24"/>
+          <w:szCs w:val="24"/>
+          <w:lang w:val="id-ID"/>
+        </w:rPr>
+        <w:t xml:space="preserve"> </w:t>
       </w:r>
       <w:r>
         <w:rPr>
@@ -8133,6 +8265,15 @@
           <w:lang w:val="id-ID"/>
         </w:rPr>
         <w:tab/>
+      </w:r>
+      <w:r>
+        <w:rPr>
+          <w:rFonts w:ascii="Times New Roman" w:hAnsi="Times New Roman" w:cs="Times New Roman"/>
+          <w:sz w:val="24"/>
+          <w:szCs w:val="24"/>
+          <w:highlight w:val="yellow"/>
+          <w:lang w:val="id-ID"/>
+        </w:rPr>
         <w:t xml:space="preserve">C. </w:t>
       </w:r>
       <m:oMath>
@@ -8144,6 +8285,7 @@
                 <w:i/>
                 <w:sz w:val="24"/>
                 <w:szCs w:val="24"/>
+                <w:highlight w:val="yellow"/>
                 <w:lang w:val="id-ID"/>
               </w:rPr>
             </m:ctrlPr>
@@ -8154,6 +8296,7 @@
                 <w:rFonts w:ascii="Cambria Math" w:hAnsi="Cambria Math" w:cs="Times New Roman"/>
                 <w:sz w:val="24"/>
                 <w:szCs w:val="24"/>
+                <w:highlight w:val="yellow"/>
                 <w:lang w:val="id-ID"/>
               </w:rPr>
               <m:t>2</m:t>
@@ -8165,6 +8308,7 @@
                 <w:rFonts w:ascii="Cambria Math" w:hAnsi="Cambria Math" w:cs="Times New Roman"/>
                 <w:sz w:val="24"/>
                 <w:szCs w:val="24"/>
+                <w:highlight w:val="yellow"/>
                 <w:lang w:val="id-ID"/>
               </w:rPr>
               <m:t>3</m:t>
@@ -8322,7 +8466,7 @@
           <w:szCs w:val="24"/>
         </w:rPr>
         <w:drawing>
-          <wp:inline distT="0" distB="0" distL="0" distR="0" wp14:anchorId="5D6E5B02" wp14:editId="6DA65050">
+          <wp:inline distT="0" distB="0" distL="0" distR="0" wp14:anchorId="143F471F" wp14:editId="5A983425">
             <wp:extent cx="4566852" cy="1476375"/>
             <wp:effectExtent l="0" t="0" r="5715" b="0"/>
             <wp:docPr id="283" name="Picture 80"/>
@@ -8667,6 +8811,15 @@
           <w:lang w:val="id-ID"/>
         </w:rPr>
         <w:tab/>
+      </w:r>
+      <w:r>
+        <w:rPr>
+          <w:rFonts w:ascii="Times New Roman" w:hAnsi="Times New Roman" w:cs="Times New Roman"/>
+          <w:sz w:val="24"/>
+          <w:szCs w:val="24"/>
+          <w:highlight w:val="yellow"/>
+          <w:lang w:val="id-ID"/>
+        </w:rPr>
         <w:t xml:space="preserve">B. </w:t>
       </w:r>
       <w:r>
@@ -8674,6 +8827,7 @@
           <w:rFonts w:ascii="Times New Roman" w:hAnsi="Times New Roman" w:cs="Times New Roman"/>
           <w:sz w:val="24"/>
           <w:szCs w:val="24"/>
+          <w:highlight w:val="yellow"/>
           <w:lang w:val="id-ID"/>
         </w:rPr>
         <w:t>(ii)</w:t>
@@ -8850,7 +9004,7 @@
           <w:szCs w:val="24"/>
         </w:rPr>
         <w:drawing>
-          <wp:inline distT="0" distB="0" distL="0" distR="0" wp14:anchorId="7542834F" wp14:editId="13B46F8E">
+          <wp:inline distT="0" distB="0" distL="0" distR="0" wp14:anchorId="1C155F03" wp14:editId="7AEABB52">
             <wp:extent cx="744273" cy="276225"/>
             <wp:effectExtent l="0" t="0" r="0" b="0"/>
             <wp:docPr id="223" name="Picture 140"/>
@@ -9118,6 +9272,15 @@
           <w:lang w:val="id-ID"/>
         </w:rPr>
         <w:tab/>
+      </w:r>
+      <w:r>
+        <w:rPr>
+          <w:rFonts w:ascii="Times New Roman" w:hAnsi="Times New Roman" w:cs="Times New Roman"/>
+          <w:sz w:val="24"/>
+          <w:szCs w:val="24"/>
+          <w:highlight w:val="yellow"/>
+          <w:lang w:val="id-ID"/>
+        </w:rPr>
         <w:t>D. {(1,</w:t>
       </w:r>
       <w:r>
@@ -9125,6 +9288,7 @@
           <w:rFonts w:ascii="Times New Roman" w:hAnsi="Times New Roman" w:cs="Times New Roman"/>
           <w:sz w:val="24"/>
           <w:szCs w:val="24"/>
+          <w:highlight w:val="yellow"/>
           <w:lang w:val="id-ID"/>
         </w:rPr>
         <w:t xml:space="preserve"> –</w:t>
@@ -9134,9 +9298,19 @@
           <w:rFonts w:ascii="Times New Roman" w:hAnsi="Times New Roman" w:cs="Times New Roman"/>
           <w:sz w:val="24"/>
           <w:szCs w:val="24"/>
-          <w:lang w:val="id-ID"/>
-        </w:rPr>
-        <w:t xml:space="preserve">2)} </w:t>
+          <w:highlight w:val="yellow"/>
+          <w:lang w:val="id-ID"/>
+        </w:rPr>
+        <w:t>2)}</w:t>
+      </w:r>
+      <w:r>
+        <w:rPr>
+          <w:rFonts w:ascii="Times New Roman" w:hAnsi="Times New Roman" w:cs="Times New Roman"/>
+          <w:sz w:val="24"/>
+          <w:szCs w:val="24"/>
+          <w:lang w:val="id-ID"/>
+        </w:rPr>
+        <w:t xml:space="preserve"> </w:t>
       </w:r>
       <w:r>
         <w:rPr>
@@ -9319,7 +9493,7 @@
           <w:szCs w:val="24"/>
         </w:rPr>
         <w:drawing>
-          <wp:anchor distT="0" distB="0" distL="114300" distR="114300" simplePos="0" relativeHeight="251665408" behindDoc="1" locked="0" layoutInCell="1" allowOverlap="1" wp14:anchorId="39431E54" wp14:editId="5EEF4319">
+          <wp:anchor distT="0" distB="0" distL="114300" distR="114300" simplePos="0" relativeHeight="251665408" behindDoc="1" locked="0" layoutInCell="1" allowOverlap="1" wp14:anchorId="1A2132B3" wp14:editId="06A2C4E3">
             <wp:simplePos x="0" y="0"/>
             <wp:positionH relativeFrom="page">
               <wp:posOffset>752475</wp:posOffset>
@@ -9477,6 +9651,7 @@
           <w:rFonts w:ascii="Times New Roman" w:hAnsi="Times New Roman" w:cs="Times New Roman"/>
           <w:sz w:val="24"/>
           <w:szCs w:val="24"/>
+          <w:highlight w:val="yellow"/>
           <w:lang w:val="id-ID"/>
         </w:rPr>
         <w:t xml:space="preserve">A. </w:t>
@@ -9486,6 +9661,7 @@
           <w:rFonts w:ascii="Times New Roman" w:hAnsi="Times New Roman" w:cs="Times New Roman"/>
           <w:sz w:val="24"/>
           <w:szCs w:val="24"/>
+          <w:highlight w:val="yellow"/>
           <w:lang w:val="id-ID"/>
         </w:rPr>
         <w:t>80</w:t>
@@ -9495,6 +9671,7 @@
           <w:rFonts w:ascii="Times New Roman" w:hAnsi="Times New Roman" w:cs="Times New Roman"/>
           <w:sz w:val="24"/>
           <w:szCs w:val="24"/>
+          <w:highlight w:val="yellow"/>
           <w:vertAlign w:val="superscript"/>
           <w:lang w:val="id-ID"/>
         </w:rPr>
@@ -9914,7 +10091,7 @@
           <w:szCs w:val="24"/>
         </w:rPr>
         <w:drawing>
-          <wp:anchor distT="0" distB="0" distL="114300" distR="114300" simplePos="0" relativeHeight="251667456" behindDoc="1" locked="0" layoutInCell="1" allowOverlap="1" wp14:anchorId="5AC89BC3" wp14:editId="5D0C65A6">
+          <wp:anchor distT="0" distB="0" distL="114300" distR="114300" simplePos="0" relativeHeight="251667456" behindDoc="1" locked="0" layoutInCell="1" allowOverlap="1" wp14:anchorId="2D67F35C" wp14:editId="07EFE16C">
             <wp:simplePos x="0" y="0"/>
             <wp:positionH relativeFrom="page">
               <wp:posOffset>1162050</wp:posOffset>
@@ -10361,6 +10538,7 @@
           <w:rFonts w:ascii="Times New Roman" w:hAnsi="Times New Roman" w:cs="Times New Roman"/>
           <w:sz w:val="24"/>
           <w:szCs w:val="24"/>
+          <w:lang w:val="id-ID"/>
         </w:rPr>
       </w:pPr>
       <w:r>
@@ -10414,6 +10592,7 @@
           <w:rFonts w:ascii="Times New Roman" w:hAnsi="Times New Roman" w:cs="Times New Roman"/>
           <w:sz w:val="24"/>
           <w:szCs w:val="24"/>
+          <w:highlight w:val="yellow"/>
           <w:lang w:val="id-ID"/>
         </w:rPr>
         <w:t>C. 80 cm</w:t>
@@ -10423,6 +10602,7 @@
           <w:rFonts w:ascii="Times New Roman" w:hAnsi="Times New Roman" w:cs="Times New Roman"/>
           <w:sz w:val="24"/>
           <w:szCs w:val="24"/>
+          <w:highlight w:val="yellow"/>
           <w:vertAlign w:val="superscript"/>
           <w:lang w:val="id-ID"/>
         </w:rPr>
@@ -11364,6 +11544,7 @@
         <w:rPr>
           <w:sz w:val="24"/>
           <w:szCs w:val="24"/>
+          <w:highlight w:val="yellow"/>
           <w:lang w:val="id-ID"/>
         </w:rPr>
         <w:t xml:space="preserve">B. </w:t>
@@ -11372,6 +11553,7 @@
         <w:rPr>
           <w:sz w:val="24"/>
           <w:szCs w:val="24"/>
+          <w:highlight w:val="yellow"/>
           <w:lang w:val="id-ID"/>
         </w:rPr>
         <w:t>(i)</w:t>
@@ -11381,14 +11563,16 @@
           <w:spacing w:val="-5"/>
           <w:sz w:val="24"/>
           <w:szCs w:val="24"/>
-          <w:lang w:val="id-ID"/>
-        </w:rPr>
-        <w:t xml:space="preserve"> </w:t>
-      </w:r>
-      <w:r>
-        <w:rPr>
-          <w:sz w:val="24"/>
-          <w:szCs w:val="24"/>
+          <w:highlight w:val="yellow"/>
+          <w:lang w:val="id-ID"/>
+        </w:rPr>
+        <w:t xml:space="preserve"> </w:t>
+      </w:r>
+      <w:r>
+        <w:rPr>
+          <w:sz w:val="24"/>
+          <w:szCs w:val="24"/>
+          <w:highlight w:val="yellow"/>
           <w:lang w:val="id-ID"/>
         </w:rPr>
         <w:t>dan</w:t>
@@ -11398,14 +11582,16 @@
           <w:spacing w:val="-4"/>
           <w:sz w:val="24"/>
           <w:szCs w:val="24"/>
-          <w:lang w:val="id-ID"/>
-        </w:rPr>
-        <w:t xml:space="preserve"> </w:t>
-      </w:r>
-      <w:r>
-        <w:rPr>
-          <w:sz w:val="24"/>
-          <w:szCs w:val="24"/>
+          <w:highlight w:val="yellow"/>
+          <w:lang w:val="id-ID"/>
+        </w:rPr>
+        <w:t xml:space="preserve"> </w:t>
+      </w:r>
+      <w:r>
+        <w:rPr>
+          <w:sz w:val="24"/>
+          <w:szCs w:val="24"/>
+          <w:highlight w:val="yellow"/>
           <w:lang w:val="id-ID"/>
         </w:rPr>
         <w:t>(</w:t>
@@ -11414,6 +11600,7 @@
         <w:rPr>
           <w:sz w:val="24"/>
           <w:szCs w:val="24"/>
+          <w:highlight w:val="yellow"/>
           <w:lang w:val="id-ID"/>
         </w:rPr>
         <w:t>i</w:t>
@@ -11422,6 +11609,7 @@
         <w:rPr>
           <w:sz w:val="24"/>
           <w:szCs w:val="24"/>
+          <w:highlight w:val="yellow"/>
           <w:lang w:val="id-ID"/>
         </w:rPr>
         <w:t>ii)</w:t>
@@ -11638,7 +11826,7 @@
           <w:color w:val="auto"/>
         </w:rPr>
         <w:drawing>
-          <wp:anchor distT="0" distB="0" distL="114300" distR="114300" simplePos="0" relativeHeight="251672576" behindDoc="1" locked="0" layoutInCell="1" allowOverlap="1" wp14:anchorId="2F9548AB" wp14:editId="0D1191C7">
+          <wp:anchor distT="0" distB="0" distL="114300" distR="114300" simplePos="0" relativeHeight="251672576" behindDoc="1" locked="0" layoutInCell="1" allowOverlap="1" wp14:anchorId="18A7AD46" wp14:editId="73AF2361">
             <wp:simplePos x="0" y="0"/>
             <wp:positionH relativeFrom="column">
               <wp:posOffset>269239</wp:posOffset>
@@ -11696,7 +11884,6 @@
                     <a:ln>
                       <a:noFill/>
                     </a:ln>
-                    <a:extLst/>
                   </pic:spPr>
                 </pic:pic>
               </a:graphicData>
@@ -11856,6 +12043,7 @@
           <w:rFonts w:ascii="Times New Roman" w:hAnsi="Times New Roman" w:cs="Times New Roman"/>
           <w:sz w:val="24"/>
           <w:szCs w:val="24"/>
+          <w:highlight w:val="yellow"/>
           <w:lang w:val="id-ID"/>
         </w:rPr>
         <w:t>A</w:t>
@@ -11865,6 +12053,7 @@
           <w:rFonts w:ascii="Times New Roman" w:hAnsi="Times New Roman" w:cs="Times New Roman"/>
           <w:sz w:val="24"/>
           <w:szCs w:val="24"/>
+          <w:highlight w:val="yellow"/>
           <w:lang w:val="id-ID"/>
         </w:rPr>
         <w:t xml:space="preserve">. </w:t>
@@ -11874,6 +12063,7 @@
           <w:rFonts w:ascii="Times New Roman" w:hAnsi="Times New Roman" w:cs="Times New Roman"/>
           <w:sz w:val="24"/>
           <w:szCs w:val="24"/>
+          <w:highlight w:val="yellow"/>
           <w:lang w:val="id-ID"/>
         </w:rPr>
         <w:t>40</w:t>
@@ -11883,6 +12073,7 @@
           <w:rFonts w:ascii="Times New Roman" w:hAnsi="Times New Roman" w:cs="Times New Roman"/>
           <w:sz w:val="24"/>
           <w:szCs w:val="24"/>
+          <w:highlight w:val="yellow"/>
           <w:vertAlign w:val="superscript"/>
           <w:lang w:val="id-ID"/>
         </w:rPr>
@@ -12105,7 +12296,7 @@
           <w:szCs w:val="24"/>
         </w:rPr>
         <w:drawing>
-          <wp:anchor distT="0" distB="0" distL="114300" distR="114300" simplePos="0" relativeHeight="251669504" behindDoc="1" locked="0" layoutInCell="1" allowOverlap="1" wp14:anchorId="4E0F0A9A" wp14:editId="3216A7C3">
+          <wp:anchor distT="0" distB="0" distL="114300" distR="114300" simplePos="0" relativeHeight="251669504" behindDoc="1" locked="0" layoutInCell="1" allowOverlap="1" wp14:anchorId="20ED2EFC" wp14:editId="46303F01">
             <wp:simplePos x="0" y="0"/>
             <wp:positionH relativeFrom="page">
               <wp:posOffset>4638675</wp:posOffset>
@@ -12633,6 +12824,7 @@
         <w:rPr>
           <w:rFonts w:eastAsiaTheme="minorHAnsi"/>
           <w:color w:val="auto"/>
+          <w:highlight w:val="yellow"/>
           <w:lang w:val="id-ID"/>
         </w:rPr>
         <w:t>B</w:t>
@@ -12640,6 +12832,7 @@
       <w:r>
         <w:rPr>
           <w:color w:val="auto"/>
+          <w:highlight w:val="yellow"/>
           <w:lang w:val="id-ID"/>
         </w:rPr>
         <w:t>. 4</w:t>
@@ -12844,7 +13037,7 @@
           <w:szCs w:val="24"/>
         </w:rPr>
         <w:drawing>
-          <wp:anchor distT="0" distB="0" distL="114300" distR="114300" simplePos="0" relativeHeight="251683840" behindDoc="1" locked="0" layoutInCell="1" allowOverlap="1" wp14:anchorId="079448F2" wp14:editId="5EBF28AE">
+          <wp:anchor distT="0" distB="0" distL="114300" distR="114300" simplePos="0" relativeHeight="251683840" behindDoc="1" locked="0" layoutInCell="1" allowOverlap="1" wp14:anchorId="43EDF1D0" wp14:editId="1A629A59">
             <wp:simplePos x="0" y="0"/>
             <wp:positionH relativeFrom="column">
               <wp:posOffset>364490</wp:posOffset>
@@ -13252,6 +13445,15 @@
           <w:lang w:val="id-ID"/>
         </w:rPr>
         <w:tab/>
+      </w:r>
+      <w:r>
+        <w:rPr>
+          <w:rFonts w:ascii="Times New Roman" w:hAnsi="Times New Roman" w:cs="Times New Roman"/>
+          <w:sz w:val="24"/>
+          <w:szCs w:val="24"/>
+          <w:highlight w:val="yellow"/>
+          <w:lang w:val="id-ID"/>
+        </w:rPr>
         <w:t xml:space="preserve">D. </w:t>
       </w:r>
       <w:r>
@@ -13259,6 +13461,7 @@
           <w:rFonts w:ascii="Times New Roman" w:hAnsi="Times New Roman" w:cs="Times New Roman"/>
           <w:sz w:val="24"/>
           <w:szCs w:val="24"/>
+          <w:highlight w:val="yellow"/>
           <w:lang w:val="id-ID"/>
         </w:rPr>
         <w:t>BC=DE</w:t>
@@ -13371,7 +13574,7 @@
           <w:lang w:val="en-US"/>
         </w:rPr>
         <w:drawing>
-          <wp:anchor distT="0" distB="0" distL="114300" distR="114300" simplePos="0" relativeHeight="251684864" behindDoc="1" locked="0" layoutInCell="1" allowOverlap="1" wp14:anchorId="43F75F24" wp14:editId="0409CF09">
+          <wp:anchor distT="0" distB="0" distL="114300" distR="114300" simplePos="0" relativeHeight="251684864" behindDoc="1" locked="0" layoutInCell="1" allowOverlap="1" wp14:anchorId="53C7FD61" wp14:editId="3A506328">
             <wp:simplePos x="0" y="0"/>
             <wp:positionH relativeFrom="column">
               <wp:posOffset>526415</wp:posOffset>
@@ -13621,6 +13824,7 @@
           <w:rFonts w:ascii="Times New Roman" w:hAnsi="Times New Roman" w:cs="Times New Roman"/>
           <w:sz w:val="24"/>
           <w:szCs w:val="24"/>
+          <w:lang w:val="id-ID"/>
         </w:rPr>
       </w:pPr>
       <w:r>
@@ -13733,13 +13937,15 @@
           <w:rFonts w:ascii="Times New Roman" w:hAnsi="Times New Roman" w:cs="Times New Roman"/>
           <w:sz w:val="24"/>
           <w:szCs w:val="24"/>
-        </w:rPr>
-      </w:pPr>
-      <w:r>
-        <w:rPr>
-          <w:rFonts w:ascii="Times New Roman" w:hAnsi="Times New Roman" w:cs="Times New Roman"/>
-          <w:sz w:val="24"/>
-          <w:szCs w:val="24"/>
+          <w:lang w:val="id-ID"/>
+        </w:rPr>
+      </w:pPr>
+      <w:r>
+        <w:rPr>
+          <w:rFonts w:ascii="Times New Roman" w:hAnsi="Times New Roman" w:cs="Times New Roman"/>
+          <w:sz w:val="24"/>
+          <w:szCs w:val="24"/>
+          <w:highlight w:val="yellow"/>
           <w:lang w:val="id-ID"/>
         </w:rPr>
         <w:t xml:space="preserve">B. </w:t>
@@ -13749,6 +13955,7 @@
           <w:rFonts w:ascii="Times New Roman" w:hAnsi="Times New Roman" w:cs="Times New Roman"/>
           <w:sz w:val="24"/>
           <w:szCs w:val="24"/>
+          <w:highlight w:val="yellow"/>
           <w:lang w:val="id-ID"/>
         </w:rPr>
         <w:t>9.856</w:t>
@@ -13759,15 +13966,17 @@
           <w:spacing w:val="-3"/>
           <w:sz w:val="24"/>
           <w:szCs w:val="24"/>
-          <w:lang w:val="id-ID"/>
-        </w:rPr>
-        <w:t xml:space="preserve"> </w:t>
-      </w:r>
-      <w:r>
-        <w:rPr>
-          <w:rFonts w:ascii="Times New Roman" w:hAnsi="Times New Roman" w:cs="Times New Roman"/>
-          <w:sz w:val="24"/>
-          <w:szCs w:val="24"/>
+          <w:highlight w:val="yellow"/>
+          <w:lang w:val="id-ID"/>
+        </w:rPr>
+        <w:t xml:space="preserve"> </w:t>
+      </w:r>
+      <w:r>
+        <w:rPr>
+          <w:rFonts w:ascii="Times New Roman" w:hAnsi="Times New Roman" w:cs="Times New Roman"/>
+          <w:sz w:val="24"/>
+          <w:szCs w:val="24"/>
+          <w:highlight w:val="yellow"/>
           <w:lang w:val="id-ID"/>
         </w:rPr>
         <w:t>cm</w:t>
@@ -13778,6 +13987,7 @@
           <w:position w:val="8"/>
           <w:sz w:val="20"/>
           <w:szCs w:val="24"/>
+          <w:highlight w:val="yellow"/>
           <w:lang w:val="id-ID"/>
         </w:rPr>
         <w:t>2</w:t>
@@ -13809,6 +14019,7 @@
           <w:rFonts w:ascii="Times New Roman" w:hAnsi="Times New Roman" w:cs="Times New Roman"/>
           <w:sz w:val="24"/>
           <w:szCs w:val="24"/>
+          <w:lang w:val="id-ID"/>
         </w:rPr>
       </w:pPr>
       <w:r>
@@ -13819,7 +14030,7 @@
           <w:szCs w:val="24"/>
         </w:rPr>
         <w:drawing>
-          <wp:anchor distT="0" distB="0" distL="114300" distR="114300" simplePos="0" relativeHeight="251680768" behindDoc="1" locked="0" layoutInCell="1" allowOverlap="1" wp14:anchorId="1D1F2D6F" wp14:editId="501EB5EB">
+          <wp:anchor distT="0" distB="0" distL="114300" distR="114300" simplePos="0" relativeHeight="251680768" behindDoc="1" locked="0" layoutInCell="1" allowOverlap="1" wp14:anchorId="38F8C51B" wp14:editId="3AAE72E7">
             <wp:simplePos x="0" y="0"/>
             <wp:positionH relativeFrom="page">
               <wp:posOffset>5219700</wp:posOffset>
@@ -13973,6 +14184,7 @@
           <w:rFonts w:ascii="Times New Roman" w:hAnsi="Times New Roman" w:cs="Times New Roman"/>
           <w:sz w:val="24"/>
           <w:szCs w:val="24"/>
+          <w:lang w:val="id-ID"/>
         </w:rPr>
       </w:pPr>
       <w:r>
@@ -14655,6 +14867,15 @@
           <w:lang w:val="id-ID"/>
         </w:rPr>
         <w:tab/>
+      </w:r>
+      <w:r>
+        <w:rPr>
+          <w:rFonts w:ascii="Times New Roman" w:hAnsi="Times New Roman" w:cs="Times New Roman"/>
+          <w:sz w:val="24"/>
+          <w:szCs w:val="24"/>
+          <w:highlight w:val="yellow"/>
+          <w:lang w:val="id-ID"/>
+        </w:rPr>
         <w:t>D. 75 ton</w:t>
       </w:r>
       <w:r>
@@ -15088,6 +15309,15 @@
           <w:lang w:val="id-ID"/>
         </w:rPr>
         <w:tab/>
+      </w:r>
+      <w:r>
+        <w:rPr>
+          <w:rFonts w:ascii="Times New Roman" w:hAnsi="Times New Roman" w:cs="Times New Roman"/>
+          <w:sz w:val="24"/>
+          <w:szCs w:val="24"/>
+          <w:highlight w:val="yellow"/>
+          <w:lang w:val="id-ID"/>
+        </w:rPr>
         <w:t xml:space="preserve">D. </w:t>
       </w:r>
       <w:r>
@@ -15095,6 +15325,7 @@
           <w:rFonts w:ascii="Times New Roman" w:hAnsi="Times New Roman" w:cs="Times New Roman"/>
           <w:sz w:val="24"/>
           <w:szCs w:val="24"/>
+          <w:highlight w:val="yellow"/>
           <w:lang w:val="id-ID"/>
         </w:rPr>
         <w:t>70 dan 80</w:t>
@@ -15528,6 +15759,16 @@
           <w:lang w:val="id-ID"/>
         </w:rPr>
         <w:tab/>
+      </w:r>
+      <w:r>
+        <w:rPr>
+          <w:rFonts w:ascii="Times New Roman" w:hAnsi="Times New Roman" w:cs="Times New Roman"/>
+          <w:bCs/>
+          <w:sz w:val="24"/>
+          <w:szCs w:val="24"/>
+          <w:highlight w:val="yellow"/>
+          <w:lang w:val="id-ID"/>
+        </w:rPr>
         <w:t xml:space="preserve">C. </w:t>
       </w:r>
       <m:oMath>
@@ -15540,6 +15781,7 @@
                 <w:i/>
                 <w:sz w:val="24"/>
                 <w:szCs w:val="24"/>
+                <w:highlight w:val="yellow"/>
                 <w:lang w:val="id-ID"/>
               </w:rPr>
             </m:ctrlPr>
@@ -15550,6 +15792,7 @@
                 <w:rFonts w:ascii="Cambria Math" w:hAnsi="Cambria Math" w:cs="Times New Roman"/>
                 <w:sz w:val="24"/>
                 <w:szCs w:val="24"/>
+                <w:highlight w:val="yellow"/>
                 <w:lang w:val="id-ID"/>
               </w:rPr>
               <m:t>1</m:t>
@@ -15561,6 +15804,7 @@
                 <w:rFonts w:ascii="Cambria Math" w:hAnsi="Cambria Math" w:cs="Times New Roman"/>
                 <w:sz w:val="24"/>
                 <w:szCs w:val="24"/>
+                <w:highlight w:val="yellow"/>
                 <w:lang w:val="id-ID"/>
               </w:rPr>
               <m:t>3</m:t>
@@ -16360,6 +16604,7 @@
           <w:bCs/>
           <w:sz w:val="24"/>
           <w:szCs w:val="24"/>
+          <w:highlight w:val="yellow"/>
           <w:lang w:val="id-ID"/>
         </w:rPr>
         <w:t xml:space="preserve">A. </w:t>
@@ -16374,6 +16619,7 @@
                 <w:i/>
                 <w:sz w:val="24"/>
                 <w:szCs w:val="24"/>
+                <w:highlight w:val="yellow"/>
                 <w:lang w:val="id-ID"/>
               </w:rPr>
             </m:ctrlPr>
@@ -16384,6 +16630,7 @@
                 <w:rFonts w:ascii="Cambria Math" w:hAnsi="Cambria Math" w:cs="Times New Roman"/>
                 <w:sz w:val="24"/>
                 <w:szCs w:val="24"/>
+                <w:highlight w:val="yellow"/>
                 <w:lang w:val="id-ID"/>
               </w:rPr>
               <m:t>1</m:t>
@@ -16395,6 +16642,7 @@
                 <w:rFonts w:ascii="Cambria Math" w:hAnsi="Cambria Math" w:cs="Times New Roman"/>
                 <w:sz w:val="24"/>
                 <w:szCs w:val="24"/>
+                <w:highlight w:val="yellow"/>
                 <w:lang w:val="id-ID"/>
               </w:rPr>
               <m:t>7</m:t>
@@ -16402,6 +16650,8 @@
           </m:den>
         </m:f>
       </m:oMath>
+      <w:bookmarkStart w:id="0" w:name="_GoBack"/>
+      <w:bookmarkEnd w:id="0"/>
       <w:r>
         <w:rPr>
           <w:rFonts w:ascii="Times New Roman" w:hAnsi="Times New Roman" w:cs="Times New Roman"/>
@@ -17637,7 +17887,7 @@
         <mc:AlternateContent>
           <mc:Choice Requires="wpg">
             <w:drawing>
-              <wp:anchor distT="0" distB="0" distL="114300" distR="114300" simplePos="0" relativeHeight="251689984" behindDoc="0" locked="0" layoutInCell="1" allowOverlap="1">
+              <wp:anchor distT="0" distB="0" distL="114300" distR="114300" simplePos="0" relativeHeight="251689984" behindDoc="0" locked="0" layoutInCell="1" allowOverlap="1" wp14:anchorId="517AD671" wp14:editId="708194AD">
                 <wp:simplePos x="0" y="0"/>
                 <wp:positionH relativeFrom="column">
                   <wp:posOffset>4069715</wp:posOffset>
@@ -17821,7 +18071,7 @@
           </mc:Choice>
           <mc:Fallback>
             <w:pict>
-              <v:group w14:anchorId="016A6701" id="Group 8" o:spid="_x0000_s1026" style="position:absolute;margin-left:320.45pt;margin-top:10.85pt;width:84pt;height:86pt;z-index:251689984" coordsize="10668,10922" o:gfxdata="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">
+              <v:group w14:anchorId="2A5ADE4A" id="Group 8" o:spid="_x0000_s1026" style="position:absolute;margin-left:320.45pt;margin-top:10.85pt;width:84pt;height:86pt;z-index:251689984" coordsize="10668,10922" o:gfxdata="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">
                 <v:shapetype id="_x0000_t75" coordsize="21600,21600" o:spt="75" o:preferrelative="t" path="m@4@5l@4@11@9@11@9@5xe" filled="f" stroked="f">
                   <v:stroke joinstyle="miter"/>
                   <v:formulas>
@@ -17841,9 +18091,8 @@
                   <v:path o:extrusionok="f" gradientshapeok="t" o:connecttype="rect"/>
                   <o:lock v:ext="edit" aspectratio="t"/>
                 </v:shapetype>
-                <v:shape id="Picture 127" o:spid="_x0000_s1027" type="#_x0000_t75" style="position:absolute;width:10668;height:10922;visibility:visible;mso-wrap-style:square" o:gfxdata="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">
+                <v:shape id="Picture 127" o:spid="_x0000_s1027" type="#_x0000_t75" style="position:absolute;width:10668;height:10922;visibility:visible;mso-wrap-style:square" o:gfxdata="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">
                   <v:imagedata r:id="rId32" o:title=""/>
-                  <v:path arrowok="t"/>
                 </v:shape>
                 <v:line id="Straight Connector 4" o:spid="_x0000_s1028" style="position:absolute;visibility:visible;mso-wrap-style:square" from="1206,381" to="1206,9017" o:connectortype="straight" o:gfxdata="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" strokecolor="black [3213]" strokeweight="1pt">
                   <v:stroke startarrow="block" startarrowwidth="narrow" startarrowlength="short" endarrow="block" endarrowwidth="narrow" endarrowlength="short" joinstyle="miter"/>
@@ -17871,7 +18120,7 @@
         <mc:AlternateContent>
           <mc:Choice Requires="wps">
             <w:drawing>
-              <wp:anchor distT="0" distB="0" distL="114300" distR="114300" simplePos="0" relativeHeight="251692032" behindDoc="0" locked="0" layoutInCell="1" allowOverlap="1" wp14:anchorId="69F2C7E9" wp14:editId="21EC13C2">
+              <wp:anchor distT="0" distB="0" distL="114300" distR="114300" simplePos="0" relativeHeight="251692032" behindDoc="0" locked="0" layoutInCell="1" allowOverlap="1" wp14:anchorId="363192B4" wp14:editId="26D5E5EC">
                 <wp:simplePos x="0" y="0"/>
                 <wp:positionH relativeFrom="column">
                   <wp:posOffset>4158615</wp:posOffset>
@@ -17933,7 +18182,7 @@
           </mc:Choice>
           <mc:Fallback>
             <w:pict>
-              <v:line w14:anchorId="5F90A0D8" id="Straight Connector 7" o:spid="_x0000_s1026" style="position:absolute;flip:x;z-index:251692032;visibility:visible;mso-wrap-style:square;mso-width-percent:0;mso-height-percent:0;mso-wrap-distance-left:9pt;mso-wrap-distance-top:0;mso-wrap-distance-right:9pt;mso-wrap-distance-bottom:0;mso-position-horizontal:absolute;mso-position-horizontal-relative:text;mso-position-vertical:absolute;mso-position-vertical-relative:text;mso-width-percent:0;mso-height-percent:0;mso-width-relative:margin;mso-height-relative:margin" from="327.45pt,13.35pt" to="360.45pt,13.35pt" o:gfxdata="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" strokecolor="black [3213]" strokeweight="1pt">
+              <v:line w14:anchorId="45EFF74B" id="Straight Connector 7" o:spid="_x0000_s1026" style="position:absolute;flip:x;z-index:251692032;visibility:visible;mso-wrap-style:square;mso-width-percent:0;mso-height-percent:0;mso-wrap-distance-left:9pt;mso-wrap-distance-top:0;mso-wrap-distance-right:9pt;mso-wrap-distance-bottom:0;mso-position-horizontal:absolute;mso-position-horizontal-relative:text;mso-position-vertical:absolute;mso-position-vertical-relative:text;mso-width-percent:0;mso-height-percent:0;mso-width-relative:margin;mso-height-relative:margin" from="327.45pt,13.35pt" to="360.45pt,13.35pt" o:gfxdata="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" strokecolor="black [3213]" strokeweight="1pt">
                 <v:stroke joinstyle="miter"/>
               </v:line>
             </w:pict>
@@ -19873,7 +20122,7 @@
 </file>
 
 <file path=word/endnotes.xml><?xml version="1.0" encoding="utf-8"?>
-<w:endnotes xmlns:wpc="http://schemas.microsoft.com/office/word/2010/wordprocessingCanvas" xmlns:cx="http://schemas.microsoft.com/office/drawing/2014/chartex" xmlns:cx1="http://schemas.microsoft.com/office/drawing/2015/9/8/chartex" xmlns:mc="http://schemas.openxmlformats.org/markup-compatibility/2006" xmlns:o="urn:schemas-microsoft-com:office:office" xmlns:r="http://schemas.openxmlformats.org/officeDocument/2006/relationships" xmlns:m="http://schemas.openxmlformats.org/officeDocument/2006/math" xmlns:v="urn:schemas-microsoft-com:vml" xmlns:wp14="http://schemas.microsoft.com/office/word/2010/wordprocessingDrawing" xmlns:wp="http://schemas.openxmlformats.org/drawingml/2006/wordprocessingDrawing" xmlns:w10="urn:schemas-microsoft-com:office:word" xmlns:w="http://schemas.openxmlformats.org/wordprocessingml/2006/main" xmlns:w14="http://schemas.microsoft.com/office/word/2010/wordml" xmlns:w15="http://schemas.microsoft.com/office/word/2012/wordml" xmlns:w16se="http://schemas.microsoft.com/office/word/2015/wordml/symex" xmlns:wpg="http://schemas.microsoft.com/office/word/2010/wordprocessingGroup" xmlns:wpi="http://schemas.microsoft.com/office/word/2010/wordprocessingInk" xmlns:wne="http://schemas.microsoft.com/office/word/2006/wordml" xmlns:wps="http://schemas.microsoft.com/office/word/2010/wordprocessingShape" mc:Ignorable="w14 w15 w16se wp14">
+<w:endnotes xmlns:wpc="http://schemas.microsoft.com/office/word/2010/wordprocessingCanvas" xmlns:cx="http://schemas.microsoft.com/office/drawing/2014/chartex" xmlns:cx1="http://schemas.microsoft.com/office/drawing/2015/9/8/chartex" xmlns:cx2="http://schemas.microsoft.com/office/drawing/2015/10/21/chartex" xmlns:cx3="http://schemas.microsoft.com/office/drawing/2016/5/9/chartex" xmlns:cx4="http://schemas.microsoft.com/office/drawing/2016/5/10/chartex" xmlns:cx5="http://schemas.microsoft.com/office/drawing/2016/5/11/chartex" xmlns:cx6="http://schemas.microsoft.com/office/drawing/2016/5/12/chartex" xmlns:cx7="http://schemas.microsoft.com/office/drawing/2016/5/13/chartex" xmlns:cx8="http://schemas.microsoft.com/office/drawing/2016/5/14/chartex" xmlns:mc="http://schemas.openxmlformats.org/markup-compatibility/2006" xmlns:aink="http://schemas.microsoft.com/office/drawing/2016/ink" xmlns:am3d="http://schemas.microsoft.com/office/drawing/2017/model3d" xmlns:o="urn:schemas-microsoft-com:office:office" xmlns:r="http://schemas.openxmlformats.org/officeDocument/2006/relationships" xmlns:m="http://schemas.openxmlformats.org/officeDocument/2006/math" xmlns:v="urn:schemas-microsoft-com:vml" xmlns:wp14="http://schemas.microsoft.com/office/word/2010/wordprocessingDrawing" xmlns:wp="http://schemas.openxmlformats.org/drawingml/2006/wordprocessingDrawing" xmlns:w10="urn:schemas-microsoft-com:office:word" xmlns:w="http://schemas.openxmlformats.org/wordprocessingml/2006/main" xmlns:w14="http://schemas.microsoft.com/office/word/2010/wordml" xmlns:w15="http://schemas.microsoft.com/office/word/2012/wordml" xmlns:w16cex="http://schemas.microsoft.com/office/word/2018/wordml/cex" xmlns:w16cid="http://schemas.microsoft.com/office/word/2016/wordml/cid" xmlns:w16="http://schemas.microsoft.com/office/word/2018/wordml" xmlns:w16se="http://schemas.microsoft.com/office/word/2015/wordml/symex" xmlns:wpg="http://schemas.microsoft.com/office/word/2010/wordprocessingGroup" xmlns:wpi="http://schemas.microsoft.com/office/word/2010/wordprocessingInk" xmlns:wne="http://schemas.microsoft.com/office/word/2006/wordml" xmlns:wps="http://schemas.microsoft.com/office/word/2010/wordprocessingShape" mc:Ignorable="w14 w15 w16se w16cid w16 w16cex wp14">
   <w:endnote w:type="separator" w:id="-1">
     <w:p>
       <w:pPr>
@@ -19898,7 +20147,7 @@
 </file>
 
 <file path=word/footer1.xml><?xml version="1.0" encoding="utf-8"?>
-<w:ftr xmlns:wpc="http://schemas.microsoft.com/office/word/2010/wordprocessingCanvas" xmlns:cx="http://schemas.microsoft.com/office/drawing/2014/chartex" xmlns:cx1="http://schemas.microsoft.com/office/drawing/2015/9/8/chartex" xmlns:mc="http://schemas.openxmlformats.org/markup-compatibility/2006" xmlns:o="urn:schemas-microsoft-com:office:office" xmlns:r="http://schemas.openxmlformats.org/officeDocument/2006/relationships" xmlns:m="http://schemas.openxmlformats.org/officeDocument/2006/math" xmlns:v="urn:schemas-microsoft-com:vml" xmlns:wp14="http://schemas.microsoft.com/office/word/2010/wordprocessingDrawing" xmlns:wp="http://schemas.openxmlformats.org/drawingml/2006/wordprocessingDrawing" xmlns:w10="urn:schemas-microsoft-com:office:word" xmlns:w="http://schemas.openxmlformats.org/wordprocessingml/2006/main" xmlns:w14="http://schemas.microsoft.com/office/word/2010/wordml" xmlns:w15="http://schemas.microsoft.com/office/word/2012/wordml" xmlns:w16se="http://schemas.microsoft.com/office/word/2015/wordml/symex" xmlns:wpg="http://schemas.microsoft.com/office/word/2010/wordprocessingGroup" xmlns:wpi="http://schemas.microsoft.com/office/word/2010/wordprocessingInk" xmlns:wne="http://schemas.microsoft.com/office/word/2006/wordml" xmlns:wps="http://schemas.microsoft.com/office/word/2010/wordprocessingShape" mc:Ignorable="w14 w15 w16se wp14">
+<w:ftr xmlns:wpc="http://schemas.microsoft.com/office/word/2010/wordprocessingCanvas" xmlns:cx="http://schemas.microsoft.com/office/drawing/2014/chartex" xmlns:cx1="http://schemas.microsoft.com/office/drawing/2015/9/8/chartex" xmlns:cx2="http://schemas.microsoft.com/office/drawing/2015/10/21/chartex" xmlns:cx3="http://schemas.microsoft.com/office/drawing/2016/5/9/chartex" xmlns:cx4="http://schemas.microsoft.com/office/drawing/2016/5/10/chartex" xmlns:cx5="http://schemas.microsoft.com/office/drawing/2016/5/11/chartex" xmlns:cx6="http://schemas.microsoft.com/office/drawing/2016/5/12/chartex" xmlns:cx7="http://schemas.microsoft.com/office/drawing/2016/5/13/chartex" xmlns:cx8="http://schemas.microsoft.com/office/drawing/2016/5/14/chartex" xmlns:mc="http://schemas.openxmlformats.org/markup-compatibility/2006" xmlns:aink="http://schemas.microsoft.com/office/drawing/2016/ink" xmlns:am3d="http://schemas.microsoft.com/office/drawing/2017/model3d" xmlns:o="urn:schemas-microsoft-com:office:office" xmlns:r="http://schemas.openxmlformats.org/officeDocument/2006/relationships" xmlns:m="http://schemas.openxmlformats.org/officeDocument/2006/math" xmlns:v="urn:schemas-microsoft-com:vml" xmlns:wp14="http://schemas.microsoft.com/office/word/2010/wordprocessingDrawing" xmlns:wp="http://schemas.openxmlformats.org/drawingml/2006/wordprocessingDrawing" xmlns:w10="urn:schemas-microsoft-com:office:word" xmlns:w="http://schemas.openxmlformats.org/wordprocessingml/2006/main" xmlns:w14="http://schemas.microsoft.com/office/word/2010/wordml" xmlns:w15="http://schemas.microsoft.com/office/word/2012/wordml" xmlns:w16cex="http://schemas.microsoft.com/office/word/2018/wordml/cex" xmlns:w16cid="http://schemas.microsoft.com/office/word/2016/wordml/cid" xmlns:w16="http://schemas.microsoft.com/office/word/2018/wordml" xmlns:w16se="http://schemas.microsoft.com/office/word/2015/wordml/symex" xmlns:wpg="http://schemas.microsoft.com/office/word/2010/wordprocessingGroup" xmlns:wpi="http://schemas.microsoft.com/office/word/2010/wordprocessingInk" xmlns:wne="http://schemas.microsoft.com/office/word/2006/wordml" xmlns:wps="http://schemas.microsoft.com/office/word/2010/wordprocessingShape" mc:Ignorable="w14 w15 w16se w16cid w16 w16cex wp14">
   <w:sdt>
     <w:sdtPr>
       <w:id w:val="1304661562"/>
@@ -20002,7 +20251,7 @@
 </file>
 
 <file path=word/footer2.xml><?xml version="1.0" encoding="utf-8"?>
-<w:ftr xmlns:wpc="http://schemas.microsoft.com/office/word/2010/wordprocessingCanvas" xmlns:cx="http://schemas.microsoft.com/office/drawing/2014/chartex" xmlns:cx1="http://schemas.microsoft.com/office/drawing/2015/9/8/chartex" xmlns:mc="http://schemas.openxmlformats.org/markup-compatibility/2006" xmlns:o="urn:schemas-microsoft-com:office:office" xmlns:r="http://schemas.openxmlformats.org/officeDocument/2006/relationships" xmlns:m="http://schemas.openxmlformats.org/officeDocument/2006/math" xmlns:v="urn:schemas-microsoft-com:vml" xmlns:wp14="http://schemas.microsoft.com/office/word/2010/wordprocessingDrawing" xmlns:wp="http://schemas.openxmlformats.org/drawingml/2006/wordprocessingDrawing" xmlns:w10="urn:schemas-microsoft-com:office:word" xmlns:w="http://schemas.openxmlformats.org/wordprocessingml/2006/main" xmlns:w14="http://schemas.microsoft.com/office/word/2010/wordml" xmlns:w15="http://schemas.microsoft.com/office/word/2012/wordml" xmlns:w16se="http://schemas.microsoft.com/office/word/2015/wordml/symex" xmlns:wpg="http://schemas.microsoft.com/office/word/2010/wordprocessingGroup" xmlns:wpi="http://schemas.microsoft.com/office/word/2010/wordprocessingInk" xmlns:wne="http://schemas.microsoft.com/office/word/2006/wordml" xmlns:wps="http://schemas.microsoft.com/office/word/2010/wordprocessingShape" mc:Ignorable="w14 w15 w16se wp14">
+<w:ftr xmlns:wpc="http://schemas.microsoft.com/office/word/2010/wordprocessingCanvas" xmlns:cx="http://schemas.microsoft.com/office/drawing/2014/chartex" xmlns:cx1="http://schemas.microsoft.com/office/drawing/2015/9/8/chartex" xmlns:cx2="http://schemas.microsoft.com/office/drawing/2015/10/21/chartex" xmlns:cx3="http://schemas.microsoft.com/office/drawing/2016/5/9/chartex" xmlns:cx4="http://schemas.microsoft.com/office/drawing/2016/5/10/chartex" xmlns:cx5="http://schemas.microsoft.com/office/drawing/2016/5/11/chartex" xmlns:cx6="http://schemas.microsoft.com/office/drawing/2016/5/12/chartex" xmlns:cx7="http://schemas.microsoft.com/office/drawing/2016/5/13/chartex" xmlns:cx8="http://schemas.microsoft.com/office/drawing/2016/5/14/chartex" xmlns:mc="http://schemas.openxmlformats.org/markup-compatibility/2006" xmlns:aink="http://schemas.microsoft.com/office/drawing/2016/ink" xmlns:am3d="http://schemas.microsoft.com/office/drawing/2017/model3d" xmlns:o="urn:schemas-microsoft-com:office:office" xmlns:r="http://schemas.openxmlformats.org/officeDocument/2006/relationships" xmlns:m="http://schemas.openxmlformats.org/officeDocument/2006/math" xmlns:v="urn:schemas-microsoft-com:vml" xmlns:wp14="http://schemas.microsoft.com/office/word/2010/wordprocessingDrawing" xmlns:wp="http://schemas.openxmlformats.org/drawingml/2006/wordprocessingDrawing" xmlns:w10="urn:schemas-microsoft-com:office:word" xmlns:w="http://schemas.openxmlformats.org/wordprocessingml/2006/main" xmlns:w14="http://schemas.microsoft.com/office/word/2010/wordml" xmlns:w15="http://schemas.microsoft.com/office/word/2012/wordml" xmlns:w16cex="http://schemas.microsoft.com/office/word/2018/wordml/cex" xmlns:w16cid="http://schemas.microsoft.com/office/word/2016/wordml/cid" xmlns:w16="http://schemas.microsoft.com/office/word/2018/wordml" xmlns:w16se="http://schemas.microsoft.com/office/word/2015/wordml/symex" xmlns:wpg="http://schemas.microsoft.com/office/word/2010/wordprocessingGroup" xmlns:wpi="http://schemas.microsoft.com/office/word/2010/wordprocessingInk" xmlns:wne="http://schemas.microsoft.com/office/word/2006/wordml" xmlns:wps="http://schemas.microsoft.com/office/word/2010/wordprocessingShape" mc:Ignorable="w14 w15 w16se w16cid w16 w16cex wp14">
   <w:sdt>
     <w:sdtPr>
       <w:id w:val="631211496"/>
@@ -20122,7 +20371,7 @@
 </file>
 
 <file path=word/footnotes.xml><?xml version="1.0" encoding="utf-8"?>
-<w:footnotes xmlns:wpc="http://schemas.microsoft.com/office/word/2010/wordprocessingCanvas" xmlns:cx="http://schemas.microsoft.com/office/drawing/2014/chartex" xmlns:cx1="http://schemas.microsoft.com/office/drawing/2015/9/8/chartex" xmlns:mc="http://schemas.openxmlformats.org/markup-compatibility/2006" xmlns:o="urn:schemas-microsoft-com:office:office" xmlns:r="http://schemas.openxmlformats.org/officeDocument/2006/relationships" xmlns:m="http://schemas.openxmlformats.org/officeDocument/2006/math" xmlns:v="urn:schemas-microsoft-com:vml" xmlns:wp14="http://schemas.microsoft.com/office/word/2010/wordprocessingDrawing" xmlns:wp="http://schemas.openxmlformats.org/drawingml/2006/wordprocessingDrawing" xmlns:w10="urn:schemas-microsoft-com:office:word" xmlns:w="http://schemas.openxmlformats.org/wordprocessingml/2006/main" xmlns:w14="http://schemas.microsoft.com/office/word/2010/wordml" xmlns:w15="http://schemas.microsoft.com/office/word/2012/wordml" xmlns:w16se="http://schemas.microsoft.com/office/word/2015/wordml/symex" xmlns:wpg="http://schemas.microsoft.com/office/word/2010/wordprocessingGroup" xmlns:wpi="http://schemas.microsoft.com/office/word/2010/wordprocessingInk" xmlns:wne="http://schemas.microsoft.com/office/word/2006/wordml" xmlns:wps="http://schemas.microsoft.com/office/word/2010/wordprocessingShape" mc:Ignorable="w14 w15 w16se wp14">
+<w:footnotes xmlns:wpc="http://schemas.microsoft.com/office/word/2010/wordprocessingCanvas" xmlns:cx="http://schemas.microsoft.com/office/drawing/2014/chartex" xmlns:cx1="http://schemas.microsoft.com/office/drawing/2015/9/8/chartex" xmlns:cx2="http://schemas.microsoft.com/office/drawing/2015/10/21/chartex" xmlns:cx3="http://schemas.microsoft.com/office/drawing/2016/5/9/chartex" xmlns:cx4="http://schemas.microsoft.com/office/drawing/2016/5/10/chartex" xmlns:cx5="http://schemas.microsoft.com/office/drawing/2016/5/11/chartex" xmlns:cx6="http://schemas.microsoft.com/office/drawing/2016/5/12/chartex" xmlns:cx7="http://schemas.microsoft.com/office/drawing/2016/5/13/chartex" xmlns:cx8="http://schemas.microsoft.com/office/drawing/2016/5/14/chartex" xmlns:mc="http://schemas.openxmlformats.org/markup-compatibility/2006" xmlns:aink="http://schemas.microsoft.com/office/drawing/2016/ink" xmlns:am3d="http://schemas.microsoft.com/office/drawing/2017/model3d" xmlns:o="urn:schemas-microsoft-com:office:office" xmlns:r="http://schemas.openxmlformats.org/officeDocument/2006/relationships" xmlns:m="http://schemas.openxmlformats.org/officeDocument/2006/math" xmlns:v="urn:schemas-microsoft-com:vml" xmlns:wp14="http://schemas.microsoft.com/office/word/2010/wordprocessingDrawing" xmlns:wp="http://schemas.openxmlformats.org/drawingml/2006/wordprocessingDrawing" xmlns:w10="urn:schemas-microsoft-com:office:word" xmlns:w="http://schemas.openxmlformats.org/wordprocessingml/2006/main" xmlns:w14="http://schemas.microsoft.com/office/word/2010/wordml" xmlns:w15="http://schemas.microsoft.com/office/word/2012/wordml" xmlns:w16cex="http://schemas.microsoft.com/office/word/2018/wordml/cex" xmlns:w16cid="http://schemas.microsoft.com/office/word/2016/wordml/cid" xmlns:w16="http://schemas.microsoft.com/office/word/2018/wordml" xmlns:w16se="http://schemas.microsoft.com/office/word/2015/wordml/symex" xmlns:wpg="http://schemas.microsoft.com/office/word/2010/wordprocessingGroup" xmlns:wpi="http://schemas.microsoft.com/office/word/2010/wordprocessingInk" xmlns:wne="http://schemas.microsoft.com/office/word/2006/wordml" xmlns:wps="http://schemas.microsoft.com/office/word/2010/wordprocessingShape" mc:Ignorable="w14 w15 w16se w16cid w16 w16cex wp14">
   <w:footnote w:type="separator" w:id="-1">
     <w:p>
       <w:pPr>
@@ -20147,7 +20396,7 @@
 </file>
 
 <file path=word/numbering.xml><?xml version="1.0" encoding="utf-8"?>
-<w:numbering xmlns:wpc="http://schemas.microsoft.com/office/word/2010/wordprocessingCanvas" xmlns:cx="http://schemas.microsoft.com/office/drawing/2014/chartex" xmlns:cx1="http://schemas.microsoft.com/office/drawing/2015/9/8/chartex" xmlns:mc="http://schemas.openxmlformats.org/markup-compatibility/2006" xmlns:o="urn:schemas-microsoft-com:office:office" xmlns:r="http://schemas.openxmlformats.org/officeDocument/2006/relationships" xmlns:m="http://schemas.openxmlformats.org/officeDocument/2006/math" xmlns:v="urn:schemas-microsoft-com:vml" xmlns:wp14="http://schemas.microsoft.com/office/word/2010/wordprocessingDrawing" xmlns:wp="http://schemas.openxmlformats.org/drawingml/2006/wordprocessingDrawing" xmlns:w10="urn:schemas-microsoft-com:office:word" xmlns:w="http://schemas.openxmlformats.org/wordprocessingml/2006/main" xmlns:w14="http://schemas.microsoft.com/office/word/2010/wordml" xmlns:w15="http://schemas.microsoft.com/office/word/2012/wordml" xmlns:w16se="http://schemas.microsoft.com/office/word/2015/wordml/symex" xmlns:wpg="http://schemas.microsoft.com/office/word/2010/wordprocessingGroup" xmlns:wpi="http://schemas.microsoft.com/office/word/2010/wordprocessingInk" xmlns:wne="http://schemas.microsoft.com/office/word/2006/wordml" xmlns:wps="http://schemas.microsoft.com/office/word/2010/wordprocessingShape" mc:Ignorable="w14 w15 w16se wp14">
+<w:numbering xmlns:wpc="http://schemas.microsoft.com/office/word/2010/wordprocessingCanvas" xmlns:cx="http://schemas.microsoft.com/office/drawing/2014/chartex" xmlns:cx1="http://schemas.microsoft.com/office/drawing/2015/9/8/chartex" xmlns:cx2="http://schemas.microsoft.com/office/drawing/2015/10/21/chartex" xmlns:cx3="http://schemas.microsoft.com/office/drawing/2016/5/9/chartex" xmlns:cx4="http://schemas.microsoft.com/office/drawing/2016/5/10/chartex" xmlns:cx5="http://schemas.microsoft.com/office/drawing/2016/5/11/chartex" xmlns:cx6="http://schemas.microsoft.com/office/drawing/2016/5/12/chartex" xmlns:cx7="http://schemas.microsoft.com/office/drawing/2016/5/13/chartex" xmlns:cx8="http://schemas.microsoft.com/office/drawing/2016/5/14/chartex" xmlns:mc="http://schemas.openxmlformats.org/markup-compatibility/2006" xmlns:aink="http://schemas.microsoft.com/office/drawing/2016/ink" xmlns:am3d="http://schemas.microsoft.com/office/drawing/2017/model3d" xmlns:o="urn:schemas-microsoft-com:office:office" xmlns:r="http://schemas.openxmlformats.org/officeDocument/2006/relationships" xmlns:m="http://schemas.openxmlformats.org/officeDocument/2006/math" xmlns:v="urn:schemas-microsoft-com:vml" xmlns:wp14="http://schemas.microsoft.com/office/word/2010/wordprocessingDrawing" xmlns:wp="http://schemas.openxmlformats.org/drawingml/2006/wordprocessingDrawing" xmlns:w10="urn:schemas-microsoft-com:office:word" xmlns:w="http://schemas.openxmlformats.org/wordprocessingml/2006/main" xmlns:w14="http://schemas.microsoft.com/office/word/2010/wordml" xmlns:w15="http://schemas.microsoft.com/office/word/2012/wordml" xmlns:w16cex="http://schemas.microsoft.com/office/word/2018/wordml/cex" xmlns:w16cid="http://schemas.microsoft.com/office/word/2016/wordml/cid" xmlns:w16="http://schemas.microsoft.com/office/word/2018/wordml" xmlns:w16se="http://schemas.microsoft.com/office/word/2015/wordml/symex" xmlns:wpg="http://schemas.microsoft.com/office/word/2010/wordprocessingGroup" xmlns:wpi="http://schemas.microsoft.com/office/word/2010/wordprocessingInk" xmlns:wne="http://schemas.microsoft.com/office/word/2006/wordml" xmlns:wps="http://schemas.microsoft.com/office/word/2010/wordprocessingShape" mc:Ignorable="w14 w15 w16se w16cid w16 w16cex wp14">
   <w:abstractNum w:abstractNumId="0" w15:restartNumberingAfterBreak="0">
     <w:nsid w:val="0636A8F7"/>
     <w:multiLevelType w:val="singleLevel"/>
@@ -22355,7 +22604,7 @@
 </file>
 
 <file path=word/styles.xml><?xml version="1.0" encoding="utf-8"?>
-<w:styles xmlns:mc="http://schemas.openxmlformats.org/markup-compatibility/2006" xmlns:r="http://schemas.openxmlformats.org/officeDocument/2006/relationships" xmlns:w="http://schemas.openxmlformats.org/wordprocessingml/2006/main" xmlns:w14="http://schemas.microsoft.com/office/word/2010/wordml" xmlns:w15="http://schemas.microsoft.com/office/word/2012/wordml" xmlns:w16se="http://schemas.microsoft.com/office/word/2015/wordml/symex" mc:Ignorable="w14 w15 w16se">
+<w:styles xmlns:mc="http://schemas.openxmlformats.org/markup-compatibility/2006" xmlns:r="http://schemas.openxmlformats.org/officeDocument/2006/relationships" xmlns:w="http://schemas.openxmlformats.org/wordprocessingml/2006/main" xmlns:w14="http://schemas.microsoft.com/office/word/2010/wordml" xmlns:w15="http://schemas.microsoft.com/office/word/2012/wordml" xmlns:w16cex="http://schemas.microsoft.com/office/word/2018/wordml/cex" xmlns:w16cid="http://schemas.microsoft.com/office/word/2016/wordml/cid" xmlns:w16="http://schemas.microsoft.com/office/word/2018/wordml" xmlns:w16se="http://schemas.microsoft.com/office/word/2015/wordml/symex" mc:Ignorable="w14 w15 w16se w16cid w16 w16cex">
   <w:docDefaults>
     <w:rPrDefault>
       <w:rPr>
@@ -22371,7 +22620,7 @@
       </w:pPr>
     </w:pPrDefault>
   </w:docDefaults>
-  <w:latentStyles w:defLockedState="0" w:defUIPriority="99" w:defSemiHidden="0" w:defUnhideWhenUsed="0" w:defQFormat="0" w:count="371">
+  <w:latentStyles w:defLockedState="0" w:defUIPriority="99" w:defSemiHidden="0" w:defUnhideWhenUsed="0" w:defQFormat="0" w:count="376">
     <w:lsdException w:name="Normal" w:uiPriority="0" w:qFormat="1"/>
     <w:lsdException w:name="heading 1" w:uiPriority="1" w:qFormat="1"/>
     <w:lsdException w:name="heading 2" w:semiHidden="1" w:uiPriority="9" w:unhideWhenUsed="1" w:qFormat="1"/>
@@ -22477,7 +22726,6 @@
     <w:lsdException w:name="HTML Sample" w:semiHidden="1" w:unhideWhenUsed="1"/>
     <w:lsdException w:name="HTML Typewriter" w:semiHidden="1" w:unhideWhenUsed="1"/>
     <w:lsdException w:name="HTML Variable" w:semiHidden="1" w:unhideWhenUsed="1"/>
-    <w:lsdException w:name="Normal Table" w:semiHidden="1" w:unhideWhenUsed="1"/>
     <w:lsdException w:name="annotation subject" w:semiHidden="1" w:unhideWhenUsed="1"/>
     <w:lsdException w:name="No List" w:semiHidden="1" w:unhideWhenUsed="1"/>
     <w:lsdException w:name="Outline List 1" w:semiHidden="1" w:unhideWhenUsed="1"/>
@@ -22520,11 +22768,8 @@
     <w:lsdException w:name="Table Contemporary" w:semiHidden="1" w:unhideWhenUsed="1"/>
     <w:lsdException w:name="Table Elegant" w:semiHidden="1" w:unhideWhenUsed="1"/>
     <w:lsdException w:name="Table Professional" w:semiHidden="1" w:unhideWhenUsed="1"/>
-    <w:lsdException w:name="Table Subtle 1" w:semiHidden="1" w:unhideWhenUsed="1"/>
     <w:lsdException w:name="Table Subtle 2" w:semiHidden="1" w:unhideWhenUsed="1"/>
     <w:lsdException w:name="Table Web 1" w:semiHidden="1" w:unhideWhenUsed="1"/>
-    <w:lsdException w:name="Table Web 2" w:semiHidden="1" w:unhideWhenUsed="1"/>
-    <w:lsdException w:name="Table Web 3" w:semiHidden="1" w:unhideWhenUsed="1"/>
     <w:lsdException w:name="Balloon Text" w:semiHidden="1" w:unhideWhenUsed="1"/>
     <w:lsdException w:name="Table Grid" w:uiPriority="59"/>
     <w:lsdException w:name="Table Theme" w:semiHidden="1" w:unhideWhenUsed="1"/>
@@ -22743,6 +22988,11 @@
     <w:lsdException w:name="List Table 5 Dark Accent 6" w:uiPriority="50"/>
     <w:lsdException w:name="List Table 6 Colorful Accent 6" w:uiPriority="51"/>
     <w:lsdException w:name="List Table 7 Colorful Accent 6" w:uiPriority="52"/>
+    <w:lsdException w:name="Mention" w:semiHidden="1" w:unhideWhenUsed="1"/>
+    <w:lsdException w:name="Smart Hyperlink" w:semiHidden="1" w:unhideWhenUsed="1"/>
+    <w:lsdException w:name="Hashtag" w:semiHidden="1" w:unhideWhenUsed="1"/>
+    <w:lsdException w:name="Unresolved Mention" w:semiHidden="1" w:unhideWhenUsed="1"/>
+    <w:lsdException w:name="Smart Link" w:semiHidden="1" w:unhideWhenUsed="1"/>
   </w:latentStyles>
   <w:style w:type="paragraph" w:default="1" w:styleId="Normal">
     <w:name w:val="Normal"/>

--- a/yang-diujikan/matematika - pembahasan.docx
+++ b/yang-diujikan/matematika - pembahasan.docx
@@ -1727,6 +1727,91 @@
     </w:p>
     <w:p>
       <w:pPr>
+        <w:pStyle w:val="NoSpacing"/>
+        <w:tabs>
+          <w:tab w:val="left" w:pos="2977"/>
+          <w:tab w:val="left" w:pos="3261"/>
+          <w:tab w:val="left" w:pos="5103"/>
+          <w:tab w:val="left" w:pos="5387"/>
+          <w:tab w:val="left" w:pos="7371"/>
+          <w:tab w:val="left" w:pos="7655"/>
+        </w:tabs>
+        <w:ind w:left="993" w:hanging="284"/>
+        <w:jc w:val="both"/>
+        <w:rPr>
+          <w:rFonts w:ascii="Times New Roman" w:eastAsiaTheme="minorEastAsia" w:hAnsi="Times New Roman" w:cs="Times New Roman"/>
+          <w:sz w:val="24"/>
+          <w:szCs w:val="24"/>
+        </w:rPr>
+      </w:pPr>
+    </w:p>
+    <w:p>
+      <w:pPr>
+        <w:pStyle w:val="NoSpacing"/>
+        <w:tabs>
+          <w:tab w:val="left" w:pos="2977"/>
+          <w:tab w:val="left" w:pos="3261"/>
+          <w:tab w:val="left" w:pos="5103"/>
+          <w:tab w:val="left" w:pos="5387"/>
+          <w:tab w:val="left" w:pos="7371"/>
+          <w:tab w:val="left" w:pos="7655"/>
+        </w:tabs>
+        <w:ind w:left="993" w:hanging="284"/>
+        <w:jc w:val="both"/>
+        <w:rPr>
+          <w:rFonts w:ascii="Times New Roman" w:eastAsiaTheme="minorEastAsia" w:hAnsi="Times New Roman" w:cs="Times New Roman"/>
+          <w:sz w:val="24"/>
+          <w:szCs w:val="24"/>
+          <w:highlight w:val="cyan"/>
+          <w:lang w:val="en-US"/>
+        </w:rPr>
+      </w:pPr>
+      <w:r>
+        <w:rPr>
+          <w:rFonts w:ascii="Times New Roman" w:eastAsiaTheme="minorEastAsia" w:hAnsi="Times New Roman" w:cs="Times New Roman"/>
+          <w:sz w:val="24"/>
+          <w:szCs w:val="24"/>
+          <w:highlight w:val="cyan"/>
+          <w:lang w:val="en-US"/>
+        </w:rPr>
+        <w:t>Yang dikerjakan adalah yang di dalam kurung dahulu:</w:t>
+      </w:r>
+    </w:p>
+    <w:p>
+      <w:pPr>
+        <w:pStyle w:val="NoSpacing"/>
+        <w:tabs>
+          <w:tab w:val="left" w:pos="2977"/>
+          <w:tab w:val="left" w:pos="3261"/>
+          <w:tab w:val="left" w:pos="5103"/>
+          <w:tab w:val="left" w:pos="5387"/>
+          <w:tab w:val="left" w:pos="7371"/>
+          <w:tab w:val="left" w:pos="7655"/>
+        </w:tabs>
+        <w:ind w:left="993" w:hanging="284"/>
+        <w:jc w:val="both"/>
+        <w:rPr>
+          <w:rFonts w:ascii="Times New Roman" w:eastAsiaTheme="minorEastAsia" w:hAnsi="Times New Roman" w:cs="Times New Roman"/>
+          <w:sz w:val="24"/>
+          <w:szCs w:val="24"/>
+          <w:lang w:val="en-US"/>
+        </w:rPr>
+      </w:pPr>
+      <w:r>
+        <w:rPr>
+          <w:rFonts w:ascii="Times New Roman" w:eastAsiaTheme="minorEastAsia" w:hAnsi="Times New Roman" w:cs="Times New Roman"/>
+          <w:sz w:val="24"/>
+          <w:szCs w:val="24"/>
+          <w:highlight w:val="cyan"/>
+          <w:lang w:val="en-US"/>
+        </w:rPr>
+        <w:t>5 + (6 / -3) = 5 + -2 = 3</w:t>
+      </w:r>
+      <w:bookmarkStart w:id="0" w:name="_GoBack"/>
+      <w:bookmarkEnd w:id="0"/>
+    </w:p>
+    <w:p>
+      <w:pPr>
         <w:pStyle w:val="BodyText"/>
         <w:tabs>
           <w:tab w:val="left" w:pos="2977"/>
@@ -3889,6 +3974,7 @@
           <w:szCs w:val="24"/>
           <w:lang w:val="id-ID"/>
         </w:rPr>
+        <w:lastRenderedPageBreak/>
         <w:t xml:space="preserve">6.    </w:t>
       </w:r>
       <w:r>
@@ -4192,7 +4278,6 @@
           <w:szCs w:val="24"/>
           <w:lang w:val="id-ID"/>
         </w:rPr>
-        <w:lastRenderedPageBreak/>
         <w:t xml:space="preserve">7.  </w:t>
       </w:r>
       <w:r>
@@ -7982,6 +8067,7 @@
           <w:szCs w:val="24"/>
           <w:lang w:val="id-ID"/>
         </w:rPr>
+        <w:lastRenderedPageBreak/>
         <w:t xml:space="preserve">17. </w:t>
       </w:r>
       <w:r>
@@ -8391,7 +8477,6 @@
           <w:szCs w:val="24"/>
           <w:lang w:val="id-ID"/>
         </w:rPr>
-        <w:lastRenderedPageBreak/>
         <w:t xml:space="preserve">18. Perhatikan </w:t>
       </w:r>
       <w:r>
@@ -12772,6 +12857,7 @@
           <w:color w:val="auto"/>
           <w:lang w:val="id-ID"/>
         </w:rPr>
+        <w:lastRenderedPageBreak/>
         <w:t xml:space="preserve">A. </w:t>
       </w:r>
       <w:r>
@@ -12942,7 +13028,6 @@
           <w:szCs w:val="24"/>
           <w:lang w:val="id-ID"/>
         </w:rPr>
-        <w:lastRenderedPageBreak/>
         <w:t xml:space="preserve">25.  </w:t>
       </w:r>
       <w:r>
@@ -16650,8 +16735,6 @@
           </m:den>
         </m:f>
       </m:oMath>
-      <w:bookmarkStart w:id="0" w:name="_GoBack"/>
-      <w:bookmarkEnd w:id="0"/>
       <w:r>
         <w:rPr>
           <w:rFonts w:ascii="Times New Roman" w:hAnsi="Times New Roman" w:cs="Times New Roman"/>
@@ -18071,7 +18154,7 @@
           </mc:Choice>
           <mc:Fallback>
             <w:pict>
-              <v:group w14:anchorId="2A5ADE4A" id="Group 8" o:spid="_x0000_s1026" style="position:absolute;margin-left:320.45pt;margin-top:10.85pt;width:84pt;height:86pt;z-index:251689984" coordsize="10668,10922" o:gfxdata="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">
+              <v:group w14:anchorId="58654F3F" id="Group 8" o:spid="_x0000_s1026" style="position:absolute;margin-left:320.45pt;margin-top:10.85pt;width:84pt;height:86pt;z-index:251689984" coordsize="10668,10922" o:gfxdata="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">
                 <v:shapetype id="_x0000_t75" coordsize="21600,21600" o:spt="75" o:preferrelative="t" path="m@4@5l@4@11@9@11@9@5xe" filled="f" stroked="f">
                   <v:stroke joinstyle="miter"/>
                   <v:formulas>
@@ -18182,7 +18265,7 @@
           </mc:Choice>
           <mc:Fallback>
             <w:pict>
-              <v:line w14:anchorId="45EFF74B" id="Straight Connector 7" o:spid="_x0000_s1026" style="position:absolute;flip:x;z-index:251692032;visibility:visible;mso-wrap-style:square;mso-width-percent:0;mso-height-percent:0;mso-wrap-distance-left:9pt;mso-wrap-distance-top:0;mso-wrap-distance-right:9pt;mso-wrap-distance-bottom:0;mso-position-horizontal:absolute;mso-position-horizontal-relative:text;mso-position-vertical:absolute;mso-position-vertical-relative:text;mso-width-percent:0;mso-height-percent:0;mso-width-relative:margin;mso-height-relative:margin" from="327.45pt,13.35pt" to="360.45pt,13.35pt" o:gfxdata="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" strokecolor="black [3213]" strokeweight="1pt">
+              <v:line w14:anchorId="5685CE76" id="Straight Connector 7" o:spid="_x0000_s1026" style="position:absolute;flip:x;z-index:251692032;visibility:visible;mso-wrap-style:square;mso-width-percent:0;mso-height-percent:0;mso-wrap-distance-left:9pt;mso-wrap-distance-top:0;mso-wrap-distance-right:9pt;mso-wrap-distance-bottom:0;mso-position-horizontal:absolute;mso-position-horizontal-relative:text;mso-position-vertical:absolute;mso-position-vertical-relative:text;mso-width-percent:0;mso-height-percent:0;mso-width-relative:margin;mso-height-relative:margin" from="327.45pt,13.35pt" to="360.45pt,13.35pt" o:gfxdata="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" strokecolor="black [3213]" strokeweight="1pt">
                 <v:stroke joinstyle="miter"/>
               </v:line>
             </w:pict>
@@ -19825,6 +19908,7 @@
           <w:szCs w:val="24"/>
           <w:lang w:val="id-ID"/>
         </w:rPr>
+        <w:lastRenderedPageBreak/>
         <w:t>Syarat</w:t>
       </w:r>
       <w:r>
@@ -22726,6 +22810,7 @@
     <w:lsdException w:name="HTML Sample" w:semiHidden="1" w:unhideWhenUsed="1"/>
     <w:lsdException w:name="HTML Typewriter" w:semiHidden="1" w:unhideWhenUsed="1"/>
     <w:lsdException w:name="HTML Variable" w:semiHidden="1" w:unhideWhenUsed="1"/>
+    <w:lsdException w:name="Normal Table" w:semiHidden="1" w:unhideWhenUsed="1"/>
     <w:lsdException w:name="annotation subject" w:semiHidden="1" w:unhideWhenUsed="1"/>
     <w:lsdException w:name="No List" w:semiHidden="1" w:unhideWhenUsed="1"/>
     <w:lsdException w:name="Outline List 1" w:semiHidden="1" w:unhideWhenUsed="1"/>
@@ -22768,8 +22853,11 @@
     <w:lsdException w:name="Table Contemporary" w:semiHidden="1" w:unhideWhenUsed="1"/>
     <w:lsdException w:name="Table Elegant" w:semiHidden="1" w:unhideWhenUsed="1"/>
     <w:lsdException w:name="Table Professional" w:semiHidden="1" w:unhideWhenUsed="1"/>
+    <w:lsdException w:name="Table Subtle 1" w:semiHidden="1" w:unhideWhenUsed="1"/>
     <w:lsdException w:name="Table Subtle 2" w:semiHidden="1" w:unhideWhenUsed="1"/>
     <w:lsdException w:name="Table Web 1" w:semiHidden="1" w:unhideWhenUsed="1"/>
+    <w:lsdException w:name="Table Web 2" w:semiHidden="1" w:unhideWhenUsed="1"/>
+    <w:lsdException w:name="Table Web 3" w:semiHidden="1" w:unhideWhenUsed="1"/>
     <w:lsdException w:name="Balloon Text" w:semiHidden="1" w:unhideWhenUsed="1"/>
     <w:lsdException w:name="Table Grid" w:uiPriority="59"/>
     <w:lsdException w:name="Table Theme" w:semiHidden="1" w:unhideWhenUsed="1"/>

--- a/yang-diujikan/matematika - pembahasan.docx
+++ b/yang-diujikan/matematika - pembahasan.docx
@@ -1807,8 +1807,6 @@
         </w:rPr>
         <w:t>5 + (6 / -3) = 5 + -2 = 3</w:t>
       </w:r>
-      <w:bookmarkStart w:id="0" w:name="_GoBack"/>
-      <w:bookmarkEnd w:id="0"/>
     </w:p>
     <w:p>
       <w:pPr>
@@ -2341,6 +2339,117 @@
           <w:tab w:val="left" w:pos="7371"/>
           <w:tab w:val="left" w:pos="7655"/>
         </w:tabs>
+        <w:ind w:left="993" w:hanging="284"/>
+        <w:jc w:val="both"/>
+        <w:rPr>
+          <w:rFonts w:ascii="Times New Roman" w:eastAsiaTheme="minorEastAsia" w:hAnsi="Times New Roman" w:cs="Times New Roman"/>
+          <w:sz w:val="24"/>
+          <w:szCs w:val="24"/>
+          <w:lang w:val="en-US"/>
+        </w:rPr>
+      </w:pPr>
+      <w:r>
+        <w:rPr>
+          <w:rFonts w:ascii="Times New Roman" w:eastAsiaTheme="minorEastAsia" w:hAnsi="Times New Roman" w:cs="Times New Roman"/>
+          <w:sz w:val="24"/>
+          <w:szCs w:val="24"/>
+          <w:lang w:val="en-US"/>
+        </w:rPr>
+        <w:t>Dikerjakan yang bagian pembagian terlebih dahulu:</w:t>
+      </w:r>
+    </w:p>
+    <w:p>
+      <w:pPr>
+        <w:pStyle w:val="NoSpacing"/>
+        <w:tabs>
+          <w:tab w:val="left" w:pos="2977"/>
+          <w:tab w:val="left" w:pos="3261"/>
+          <w:tab w:val="left" w:pos="5103"/>
+          <w:tab w:val="left" w:pos="5387"/>
+          <w:tab w:val="left" w:pos="7371"/>
+          <w:tab w:val="left" w:pos="7655"/>
+        </w:tabs>
+        <w:jc w:val="both"/>
+        <w:rPr>
+          <w:rFonts w:ascii="Times New Roman" w:eastAsiaTheme="minorEastAsia" w:hAnsi="Times New Roman" w:cs="Times New Roman"/>
+          <w:sz w:val="24"/>
+          <w:szCs w:val="24"/>
+          <w:highlight w:val="cyan"/>
+          <w:lang w:val="en-US"/>
+        </w:rPr>
+      </w:pPr>
+      <w:r>
+        <w:rPr>
+          <w:rFonts w:ascii="Times New Roman" w:eastAsiaTheme="minorEastAsia" w:hAnsi="Times New Roman" w:cs="Times New Roman"/>
+          <w:sz w:val="24"/>
+          <w:szCs w:val="24"/>
+          <w:highlight w:val="cyan"/>
+          <w:lang w:val="en-US"/>
+        </w:rPr>
+        <w:t>1(3/4) / 2(1/4) + 1(1/3) = 7/4 / 9/4 + 1(1/3) = 7/4 x 4/9 + 1(1/3) = 7/9 + 1(1/3)</w:t>
+      </w:r>
+      <w:r>
+        <w:rPr>
+          <w:rFonts w:ascii="Times New Roman" w:eastAsiaTheme="minorEastAsia" w:hAnsi="Times New Roman" w:cs="Times New Roman"/>
+          <w:sz w:val="24"/>
+          <w:szCs w:val="24"/>
+          <w:highlight w:val="cyan"/>
+          <w:lang w:val="en-US"/>
+        </w:rPr>
+        <w:t xml:space="preserve"> = 7/9 + 1(3/9) </w:t>
+      </w:r>
+    </w:p>
+    <w:p>
+      <w:pPr>
+        <w:pStyle w:val="NoSpacing"/>
+        <w:tabs>
+          <w:tab w:val="left" w:pos="2977"/>
+          <w:tab w:val="left" w:pos="3261"/>
+          <w:tab w:val="left" w:pos="5103"/>
+          <w:tab w:val="left" w:pos="5387"/>
+          <w:tab w:val="left" w:pos="7371"/>
+          <w:tab w:val="left" w:pos="7655"/>
+        </w:tabs>
+        <w:jc w:val="both"/>
+        <w:rPr>
+          <w:rFonts w:ascii="Times New Roman" w:eastAsiaTheme="minorEastAsia" w:hAnsi="Times New Roman" w:cs="Times New Roman"/>
+          <w:sz w:val="24"/>
+          <w:szCs w:val="24"/>
+          <w:lang w:val="en-US"/>
+        </w:rPr>
+      </w:pPr>
+      <w:r>
+        <w:rPr>
+          <w:rFonts w:ascii="Times New Roman" w:eastAsiaTheme="minorEastAsia" w:hAnsi="Times New Roman" w:cs="Times New Roman"/>
+          <w:sz w:val="24"/>
+          <w:szCs w:val="24"/>
+          <w:highlight w:val="cyan"/>
+          <w:lang w:val="en-US"/>
+        </w:rPr>
+        <w:t xml:space="preserve">= 1 + (7/9 + 3/9) = </w:t>
+      </w:r>
+      <w:r>
+        <w:rPr>
+          <w:rFonts w:ascii="Times New Roman" w:eastAsiaTheme="minorEastAsia" w:hAnsi="Times New Roman" w:cs="Times New Roman"/>
+          <w:sz w:val="24"/>
+          <w:szCs w:val="24"/>
+          <w:highlight w:val="cyan"/>
+          <w:lang w:val="en-US"/>
+        </w:rPr>
+        <w:t>1 + 10/9 = 1 + 1(1/9) = 2(1/9)</w:t>
+      </w:r>
+    </w:p>
+    <w:p>
+      <w:pPr>
+        <w:pStyle w:val="NoSpacing"/>
+        <w:tabs>
+          <w:tab w:val="left" w:pos="2977"/>
+          <w:tab w:val="left" w:pos="3261"/>
+          <w:tab w:val="left" w:pos="5103"/>
+          <w:tab w:val="left" w:pos="5387"/>
+          <w:tab w:val="left" w:pos="7371"/>
+          <w:tab w:val="left" w:pos="7655"/>
+        </w:tabs>
         <w:spacing w:before="120"/>
         <w:ind w:left="425" w:hanging="425"/>
         <w:jc w:val="both"/>
@@ -2905,6 +3014,237 @@
     </w:p>
     <w:p>
       <w:pPr>
+        <w:pStyle w:val="NoSpacing"/>
+        <w:tabs>
+          <w:tab w:val="left" w:pos="2977"/>
+          <w:tab w:val="left" w:pos="3261"/>
+          <w:tab w:val="left" w:pos="5103"/>
+          <w:tab w:val="left" w:pos="5387"/>
+          <w:tab w:val="left" w:pos="7371"/>
+          <w:tab w:val="left" w:pos="7655"/>
+        </w:tabs>
+        <w:ind w:left="993" w:hanging="284"/>
+        <w:jc w:val="both"/>
+        <w:rPr>
+          <w:rFonts w:ascii="Times New Roman" w:eastAsiaTheme="minorEastAsia" w:hAnsi="Times New Roman" w:cs="Times New Roman"/>
+          <w:sz w:val="24"/>
+          <w:szCs w:val="24"/>
+          <w:lang w:val="en-US"/>
+        </w:rPr>
+      </w:pPr>
+      <w:r>
+        <w:rPr>
+          <w:rFonts w:ascii="Times New Roman" w:eastAsiaTheme="minorEastAsia" w:hAnsi="Times New Roman" w:cs="Times New Roman"/>
+          <w:sz w:val="24"/>
+          <w:szCs w:val="24"/>
+          <w:lang w:val="en-US"/>
+        </w:rPr>
+        <w:t xml:space="preserve">Logika sederhananya, semakin banyak orangnya, maka pekerjaan akan semakin cepat. Maka, </w:t>
+      </w:r>
+      <w:r>
+        <w:rPr>
+          <w:rFonts w:ascii="Times New Roman" w:eastAsiaTheme="minorEastAsia" w:hAnsi="Times New Roman" w:cs="Times New Roman"/>
+          <w:sz w:val="24"/>
+          <w:szCs w:val="24"/>
+          <w:lang w:val="en-US"/>
+        </w:rPr>
+        <w:t>menggunakan rumus perbandingan berbalik nilai:</w:t>
+      </w:r>
+    </w:p>
+    <w:p>
+      <w:pPr>
+        <w:pStyle w:val="NoSpacing"/>
+        <w:tabs>
+          <w:tab w:val="left" w:pos="2977"/>
+          <w:tab w:val="left" w:pos="3261"/>
+          <w:tab w:val="left" w:pos="5103"/>
+          <w:tab w:val="left" w:pos="5387"/>
+          <w:tab w:val="left" w:pos="7371"/>
+          <w:tab w:val="left" w:pos="7655"/>
+        </w:tabs>
+        <w:ind w:left="993" w:hanging="284"/>
+        <w:jc w:val="both"/>
+        <w:rPr>
+          <w:rFonts w:ascii="Times New Roman" w:eastAsiaTheme="minorEastAsia" w:hAnsi="Times New Roman" w:cs="Times New Roman"/>
+          <w:sz w:val="24"/>
+          <w:szCs w:val="24"/>
+          <w:highlight w:val="cyan"/>
+          <w:lang w:val="en-US"/>
+        </w:rPr>
+      </w:pPr>
+      <w:r>
+        <w:rPr>
+          <w:rFonts w:ascii="Times New Roman" w:eastAsiaTheme="minorEastAsia" w:hAnsi="Times New Roman" w:cs="Times New Roman"/>
+          <w:sz w:val="24"/>
+          <w:szCs w:val="24"/>
+          <w:highlight w:val="cyan"/>
+          <w:lang w:val="en-US"/>
+        </w:rPr>
+        <w:t>A1/a2 = b2/b1</w:t>
+      </w:r>
+    </w:p>
+    <w:p>
+      <w:pPr>
+        <w:pStyle w:val="NoSpacing"/>
+        <w:tabs>
+          <w:tab w:val="left" w:pos="2977"/>
+          <w:tab w:val="left" w:pos="3261"/>
+          <w:tab w:val="left" w:pos="5103"/>
+          <w:tab w:val="left" w:pos="5387"/>
+          <w:tab w:val="left" w:pos="7371"/>
+          <w:tab w:val="left" w:pos="7655"/>
+        </w:tabs>
+        <w:ind w:left="993" w:hanging="284"/>
+        <w:jc w:val="both"/>
+        <w:rPr>
+          <w:rFonts w:ascii="Times New Roman" w:eastAsiaTheme="minorEastAsia" w:hAnsi="Times New Roman" w:cs="Times New Roman"/>
+          <w:sz w:val="24"/>
+          <w:szCs w:val="24"/>
+          <w:highlight w:val="cyan"/>
+          <w:lang w:val="en-US"/>
+        </w:rPr>
+      </w:pPr>
+      <w:r>
+        <w:rPr>
+          <w:rFonts w:ascii="Times New Roman" w:eastAsiaTheme="minorEastAsia" w:hAnsi="Times New Roman" w:cs="Times New Roman"/>
+          <w:sz w:val="24"/>
+          <w:szCs w:val="24"/>
+          <w:highlight w:val="cyan"/>
+          <w:lang w:val="en-US"/>
+        </w:rPr>
+        <w:t>6 hari / x = 9 orang / 6 orang</w:t>
+      </w:r>
+    </w:p>
+    <w:p>
+      <w:pPr>
+        <w:pStyle w:val="NoSpacing"/>
+        <w:tabs>
+          <w:tab w:val="left" w:pos="2977"/>
+          <w:tab w:val="left" w:pos="3261"/>
+          <w:tab w:val="left" w:pos="5103"/>
+          <w:tab w:val="left" w:pos="5387"/>
+          <w:tab w:val="left" w:pos="7371"/>
+          <w:tab w:val="left" w:pos="7655"/>
+        </w:tabs>
+        <w:ind w:left="993" w:hanging="284"/>
+        <w:jc w:val="both"/>
+        <w:rPr>
+          <w:rFonts w:ascii="Times New Roman" w:eastAsiaTheme="minorEastAsia" w:hAnsi="Times New Roman" w:cs="Times New Roman"/>
+          <w:sz w:val="24"/>
+          <w:szCs w:val="24"/>
+          <w:highlight w:val="cyan"/>
+          <w:lang w:val="en-US"/>
+        </w:rPr>
+      </w:pPr>
+      <w:r>
+        <w:rPr>
+          <w:rFonts w:ascii="Times New Roman" w:eastAsiaTheme="minorEastAsia" w:hAnsi="Times New Roman" w:cs="Times New Roman"/>
+          <w:sz w:val="24"/>
+          <w:szCs w:val="24"/>
+          <w:highlight w:val="cyan"/>
+          <w:lang w:val="en-US"/>
+        </w:rPr>
+        <w:lastRenderedPageBreak/>
+        <w:t>6 hari / x = 3 orang / 2 orang</w:t>
+      </w:r>
+    </w:p>
+    <w:p>
+      <w:pPr>
+        <w:pStyle w:val="NoSpacing"/>
+        <w:tabs>
+          <w:tab w:val="left" w:pos="2977"/>
+          <w:tab w:val="left" w:pos="3261"/>
+          <w:tab w:val="left" w:pos="5103"/>
+          <w:tab w:val="left" w:pos="5387"/>
+          <w:tab w:val="left" w:pos="7371"/>
+          <w:tab w:val="left" w:pos="7655"/>
+        </w:tabs>
+        <w:ind w:left="993" w:hanging="284"/>
+        <w:jc w:val="both"/>
+        <w:rPr>
+          <w:rFonts w:ascii="Times New Roman" w:eastAsiaTheme="minorEastAsia" w:hAnsi="Times New Roman" w:cs="Times New Roman"/>
+          <w:sz w:val="24"/>
+          <w:szCs w:val="24"/>
+          <w:highlight w:val="cyan"/>
+          <w:lang w:val="en-US"/>
+        </w:rPr>
+      </w:pPr>
+      <w:r>
+        <w:rPr>
+          <w:rFonts w:ascii="Times New Roman" w:eastAsiaTheme="minorEastAsia" w:hAnsi="Times New Roman" w:cs="Times New Roman"/>
+          <w:sz w:val="24"/>
+          <w:szCs w:val="24"/>
+          <w:highlight w:val="cyan"/>
+          <w:lang w:val="en-US"/>
+        </w:rPr>
+        <w:t>2 hari / x = 1 orang / 2 orang</w:t>
+      </w:r>
+    </w:p>
+    <w:p>
+      <w:pPr>
+        <w:pStyle w:val="NoSpacing"/>
+        <w:tabs>
+          <w:tab w:val="left" w:pos="2977"/>
+          <w:tab w:val="left" w:pos="3261"/>
+          <w:tab w:val="left" w:pos="5103"/>
+          <w:tab w:val="left" w:pos="5387"/>
+          <w:tab w:val="left" w:pos="7371"/>
+          <w:tab w:val="left" w:pos="7655"/>
+        </w:tabs>
+        <w:ind w:left="993" w:hanging="284"/>
+        <w:jc w:val="both"/>
+        <w:rPr>
+          <w:rFonts w:ascii="Times New Roman" w:eastAsiaTheme="minorEastAsia" w:hAnsi="Times New Roman" w:cs="Times New Roman"/>
+          <w:sz w:val="24"/>
+          <w:szCs w:val="24"/>
+          <w:highlight w:val="cyan"/>
+          <w:lang w:val="en-US"/>
+        </w:rPr>
+      </w:pPr>
+      <w:r>
+        <w:rPr>
+          <w:rFonts w:ascii="Times New Roman" w:eastAsiaTheme="minorEastAsia" w:hAnsi="Times New Roman" w:cs="Times New Roman"/>
+          <w:sz w:val="24"/>
+          <w:szCs w:val="24"/>
+          <w:highlight w:val="cyan"/>
+          <w:lang w:val="en-US"/>
+        </w:rPr>
+        <w:t>2 hari / x = 1 / 2</w:t>
+      </w:r>
+    </w:p>
+    <w:p>
+      <w:pPr>
+        <w:pStyle w:val="NoSpacing"/>
+        <w:tabs>
+          <w:tab w:val="left" w:pos="2977"/>
+          <w:tab w:val="left" w:pos="3261"/>
+          <w:tab w:val="left" w:pos="5103"/>
+          <w:tab w:val="left" w:pos="5387"/>
+          <w:tab w:val="left" w:pos="7371"/>
+          <w:tab w:val="left" w:pos="7655"/>
+        </w:tabs>
+        <w:ind w:left="993" w:hanging="284"/>
+        <w:jc w:val="both"/>
+        <w:rPr>
+          <w:rFonts w:ascii="Times New Roman" w:eastAsiaTheme="minorEastAsia" w:hAnsi="Times New Roman" w:cs="Times New Roman"/>
+          <w:sz w:val="24"/>
+          <w:szCs w:val="24"/>
+          <w:lang w:val="en-US"/>
+        </w:rPr>
+      </w:pPr>
+      <w:r>
+        <w:rPr>
+          <w:rFonts w:ascii="Times New Roman" w:eastAsiaTheme="minorEastAsia" w:hAnsi="Times New Roman" w:cs="Times New Roman"/>
+          <w:sz w:val="24"/>
+          <w:szCs w:val="24"/>
+          <w:highlight w:val="cyan"/>
+          <w:lang w:val="en-US"/>
+        </w:rPr>
+        <w:t>4 hari = x</w:t>
+      </w:r>
+    </w:p>
+    <w:p>
+      <w:pPr>
         <w:tabs>
           <w:tab w:val="left" w:pos="2977"/>
           <w:tab w:val="left" w:pos="3261"/>
@@ -3607,6 +3947,133 @@
           <w:szCs w:val="24"/>
         </w:rPr>
         <w:t xml:space="preserve"> </w:t>
+      </w:r>
+    </w:p>
+    <w:p>
+      <w:pPr>
+        <w:pStyle w:val="NoSpacing"/>
+        <w:tabs>
+          <w:tab w:val="left" w:pos="2977"/>
+          <w:tab w:val="left" w:pos="3261"/>
+          <w:tab w:val="left" w:pos="5103"/>
+          <w:tab w:val="left" w:pos="5387"/>
+          <w:tab w:val="left" w:pos="7371"/>
+          <w:tab w:val="left" w:pos="7655"/>
+        </w:tabs>
+        <w:ind w:left="993" w:hanging="284"/>
+        <w:jc w:val="both"/>
+        <w:rPr>
+          <w:rFonts w:ascii="Times New Roman" w:eastAsiaTheme="minorEastAsia" w:hAnsi="Times New Roman" w:cs="Times New Roman"/>
+          <w:sz w:val="24"/>
+          <w:szCs w:val="24"/>
+          <w:highlight w:val="cyan"/>
+          <w:lang w:val="en-US"/>
+        </w:rPr>
+      </w:pPr>
+      <w:r>
+        <w:rPr>
+          <w:rFonts w:ascii="Times New Roman" w:eastAsiaTheme="minorEastAsia" w:hAnsi="Times New Roman" w:cs="Times New Roman"/>
+          <w:sz w:val="24"/>
+          <w:szCs w:val="24"/>
+          <w:highlight w:val="cyan"/>
+          <w:lang w:val="en-US"/>
+        </w:rPr>
+        <w:t>15/12 x 90000</w:t>
+      </w:r>
+    </w:p>
+    <w:p>
+      <w:pPr>
+        <w:pStyle w:val="NoSpacing"/>
+        <w:tabs>
+          <w:tab w:val="left" w:pos="2977"/>
+          <w:tab w:val="left" w:pos="3261"/>
+          <w:tab w:val="left" w:pos="5103"/>
+          <w:tab w:val="left" w:pos="5387"/>
+          <w:tab w:val="left" w:pos="7371"/>
+          <w:tab w:val="left" w:pos="7655"/>
+        </w:tabs>
+        <w:ind w:left="993" w:hanging="284"/>
+        <w:jc w:val="both"/>
+        <w:rPr>
+          <w:rFonts w:ascii="Times New Roman" w:eastAsiaTheme="minorEastAsia" w:hAnsi="Times New Roman" w:cs="Times New Roman"/>
+          <w:sz w:val="24"/>
+          <w:szCs w:val="24"/>
+          <w:highlight w:val="cyan"/>
+          <w:lang w:val="en-US"/>
+        </w:rPr>
+      </w:pPr>
+      <w:r>
+        <w:rPr>
+          <w:rFonts w:ascii="Times New Roman" w:eastAsiaTheme="minorEastAsia" w:hAnsi="Times New Roman" w:cs="Times New Roman"/>
+          <w:sz w:val="24"/>
+          <w:szCs w:val="24"/>
+          <w:highlight w:val="cyan"/>
+          <w:lang w:val="en-US"/>
+        </w:rPr>
+        <w:t>5/4 x 90000</w:t>
+      </w:r>
+    </w:p>
+    <w:p>
+      <w:pPr>
+        <w:pStyle w:val="NoSpacing"/>
+        <w:tabs>
+          <w:tab w:val="left" w:pos="2977"/>
+          <w:tab w:val="left" w:pos="3261"/>
+          <w:tab w:val="left" w:pos="5103"/>
+          <w:tab w:val="left" w:pos="5387"/>
+          <w:tab w:val="left" w:pos="7371"/>
+          <w:tab w:val="left" w:pos="7655"/>
+        </w:tabs>
+        <w:ind w:left="993" w:hanging="284"/>
+        <w:jc w:val="both"/>
+        <w:rPr>
+          <w:rFonts w:ascii="Times New Roman" w:eastAsiaTheme="minorEastAsia" w:hAnsi="Times New Roman" w:cs="Times New Roman"/>
+          <w:sz w:val="24"/>
+          <w:szCs w:val="24"/>
+          <w:highlight w:val="cyan"/>
+          <w:lang w:val="en-US"/>
+        </w:rPr>
+      </w:pPr>
+      <w:r>
+        <w:rPr>
+          <w:rFonts w:ascii="Times New Roman" w:eastAsiaTheme="minorEastAsia" w:hAnsi="Times New Roman" w:cs="Times New Roman"/>
+          <w:sz w:val="24"/>
+          <w:szCs w:val="24"/>
+          <w:highlight w:val="cyan"/>
+          <w:lang w:val="en-US"/>
+        </w:rPr>
+        <w:t>5 x 22500</w:t>
+      </w:r>
+    </w:p>
+    <w:p>
+      <w:pPr>
+        <w:pStyle w:val="NoSpacing"/>
+        <w:tabs>
+          <w:tab w:val="left" w:pos="2977"/>
+          <w:tab w:val="left" w:pos="3261"/>
+          <w:tab w:val="left" w:pos="5103"/>
+          <w:tab w:val="left" w:pos="5387"/>
+          <w:tab w:val="left" w:pos="7371"/>
+          <w:tab w:val="left" w:pos="7655"/>
+        </w:tabs>
+        <w:ind w:left="993" w:hanging="284"/>
+        <w:jc w:val="both"/>
+        <w:rPr>
+          <w:rFonts w:ascii="Times New Roman" w:eastAsiaTheme="minorEastAsia" w:hAnsi="Times New Roman" w:cs="Times New Roman"/>
+          <w:sz w:val="24"/>
+          <w:szCs w:val="24"/>
+          <w:lang w:val="en-US"/>
+        </w:rPr>
+      </w:pPr>
+      <w:r>
+        <w:rPr>
+          <w:rFonts w:ascii="Times New Roman" w:eastAsiaTheme="minorEastAsia" w:hAnsi="Times New Roman" w:cs="Times New Roman"/>
+          <w:sz w:val="24"/>
+          <w:szCs w:val="24"/>
+          <w:highlight w:val="cyan"/>
+          <w:lang w:val="en-US"/>
+        </w:rPr>
+        <w:t>112500</w:t>
       </w:r>
     </w:p>
     <w:p>
@@ -3957,6 +4424,185 @@
           <w:tab w:val="left" w:pos="7371"/>
           <w:tab w:val="left" w:pos="7655"/>
         </w:tabs>
+        <w:spacing w:after="0" w:line="240" w:lineRule="auto"/>
+        <w:ind w:left="993" w:hanging="284"/>
+        <w:jc w:val="both"/>
+        <w:rPr>
+          <w:rFonts w:ascii="Times New Roman" w:eastAsiaTheme="minorEastAsia" w:hAnsi="Times New Roman" w:cs="Times New Roman"/>
+          <w:sz w:val="24"/>
+          <w:szCs w:val="24"/>
+          <w:highlight w:val="cyan"/>
+        </w:rPr>
+      </w:pPr>
+      <w:r>
+        <w:rPr>
+          <w:rFonts w:ascii="Times New Roman" w:eastAsiaTheme="minorEastAsia" w:hAnsi="Times New Roman" w:cs="Times New Roman"/>
+          <w:sz w:val="24"/>
+          <w:szCs w:val="24"/>
+          <w:highlight w:val="cyan"/>
+        </w:rPr>
+        <w:t>36 ^ 3/2</w:t>
+      </w:r>
+    </w:p>
+    <w:p>
+      <w:pPr>
+        <w:tabs>
+          <w:tab w:val="left" w:pos="2977"/>
+          <w:tab w:val="left" w:pos="3261"/>
+          <w:tab w:val="left" w:pos="5103"/>
+          <w:tab w:val="left" w:pos="5387"/>
+          <w:tab w:val="left" w:pos="7371"/>
+          <w:tab w:val="left" w:pos="7655"/>
+        </w:tabs>
+        <w:spacing w:after="0" w:line="240" w:lineRule="auto"/>
+        <w:ind w:left="993" w:hanging="284"/>
+        <w:jc w:val="both"/>
+        <w:rPr>
+          <w:rFonts w:ascii="Times New Roman" w:hAnsi="Times New Roman" w:cs="Times New Roman"/>
+          <w:sz w:val="24"/>
+          <w:szCs w:val="24"/>
+          <w:highlight w:val="cyan"/>
+        </w:rPr>
+      </w:pPr>
+      <w:r>
+        <w:rPr>
+          <w:rFonts w:ascii="Times New Roman" w:hAnsi="Times New Roman" w:cs="Times New Roman"/>
+          <w:sz w:val="24"/>
+          <w:szCs w:val="24"/>
+          <w:highlight w:val="cyan"/>
+        </w:rPr>
+        <w:t>6^2 ^ 3/2</w:t>
+      </w:r>
+    </w:p>
+    <w:p>
+      <w:pPr>
+        <w:tabs>
+          <w:tab w:val="left" w:pos="2977"/>
+          <w:tab w:val="left" w:pos="3261"/>
+          <w:tab w:val="left" w:pos="5103"/>
+          <w:tab w:val="left" w:pos="5387"/>
+          <w:tab w:val="left" w:pos="7371"/>
+          <w:tab w:val="left" w:pos="7655"/>
+        </w:tabs>
+        <w:spacing w:after="0" w:line="240" w:lineRule="auto"/>
+        <w:ind w:left="993" w:hanging="284"/>
+        <w:jc w:val="both"/>
+        <w:rPr>
+          <w:rFonts w:ascii="Times New Roman" w:hAnsi="Times New Roman" w:cs="Times New Roman"/>
+          <w:sz w:val="24"/>
+          <w:szCs w:val="24"/>
+          <w:highlight w:val="cyan"/>
+        </w:rPr>
+      </w:pPr>
+      <w:r>
+        <w:rPr>
+          <w:rFonts w:ascii="Times New Roman" w:hAnsi="Times New Roman" w:cs="Times New Roman"/>
+          <w:sz w:val="24"/>
+          <w:szCs w:val="24"/>
+          <w:highlight w:val="cyan"/>
+        </w:rPr>
+        <w:t>6 ^ (2 x 3/2)</w:t>
+      </w:r>
+    </w:p>
+    <w:p>
+      <w:pPr>
+        <w:tabs>
+          <w:tab w:val="left" w:pos="2977"/>
+          <w:tab w:val="left" w:pos="3261"/>
+          <w:tab w:val="left" w:pos="5103"/>
+          <w:tab w:val="left" w:pos="5387"/>
+          <w:tab w:val="left" w:pos="7371"/>
+          <w:tab w:val="left" w:pos="7655"/>
+        </w:tabs>
+        <w:spacing w:after="0" w:line="240" w:lineRule="auto"/>
+        <w:ind w:left="993" w:hanging="284"/>
+        <w:jc w:val="both"/>
+        <w:rPr>
+          <w:rFonts w:ascii="Times New Roman" w:hAnsi="Times New Roman" w:cs="Times New Roman"/>
+          <w:sz w:val="24"/>
+          <w:szCs w:val="24"/>
+          <w:highlight w:val="cyan"/>
+        </w:rPr>
+      </w:pPr>
+      <w:r>
+        <w:rPr>
+          <w:rFonts w:ascii="Times New Roman" w:hAnsi="Times New Roman" w:cs="Times New Roman"/>
+          <w:sz w:val="24"/>
+          <w:szCs w:val="24"/>
+          <w:highlight w:val="cyan"/>
+        </w:rPr>
+        <w:t>6 ^ 3</w:t>
+      </w:r>
+    </w:p>
+    <w:p>
+      <w:pPr>
+        <w:tabs>
+          <w:tab w:val="left" w:pos="2977"/>
+          <w:tab w:val="left" w:pos="3261"/>
+          <w:tab w:val="left" w:pos="5103"/>
+          <w:tab w:val="left" w:pos="5387"/>
+          <w:tab w:val="left" w:pos="7371"/>
+          <w:tab w:val="left" w:pos="7655"/>
+        </w:tabs>
+        <w:spacing w:after="0" w:line="240" w:lineRule="auto"/>
+        <w:ind w:left="993" w:hanging="284"/>
+        <w:jc w:val="both"/>
+        <w:rPr>
+          <w:rFonts w:ascii="Times New Roman" w:hAnsi="Times New Roman" w:cs="Times New Roman"/>
+          <w:sz w:val="24"/>
+          <w:szCs w:val="24"/>
+          <w:highlight w:val="cyan"/>
+        </w:rPr>
+      </w:pPr>
+      <w:r>
+        <w:rPr>
+          <w:rFonts w:ascii="Times New Roman" w:hAnsi="Times New Roman" w:cs="Times New Roman"/>
+          <w:sz w:val="24"/>
+          <w:szCs w:val="24"/>
+          <w:highlight w:val="cyan"/>
+        </w:rPr>
+        <w:t>36 x 6</w:t>
+      </w:r>
+    </w:p>
+    <w:p>
+      <w:pPr>
+        <w:tabs>
+          <w:tab w:val="left" w:pos="2977"/>
+          <w:tab w:val="left" w:pos="3261"/>
+          <w:tab w:val="left" w:pos="5103"/>
+          <w:tab w:val="left" w:pos="5387"/>
+          <w:tab w:val="left" w:pos="7371"/>
+          <w:tab w:val="left" w:pos="7655"/>
+        </w:tabs>
+        <w:spacing w:after="0" w:line="240" w:lineRule="auto"/>
+        <w:ind w:left="993" w:hanging="284"/>
+        <w:jc w:val="both"/>
+        <w:rPr>
+          <w:rFonts w:ascii="Times New Roman" w:hAnsi="Times New Roman" w:cs="Times New Roman"/>
+          <w:sz w:val="24"/>
+          <w:szCs w:val="24"/>
+        </w:rPr>
+      </w:pPr>
+      <w:r>
+        <w:rPr>
+          <w:rFonts w:ascii="Times New Roman" w:hAnsi="Times New Roman" w:cs="Times New Roman"/>
+          <w:sz w:val="24"/>
+          <w:szCs w:val="24"/>
+          <w:highlight w:val="cyan"/>
+        </w:rPr>
+        <w:t>216</w:t>
+      </w:r>
+    </w:p>
+    <w:p>
+      <w:pPr>
+        <w:tabs>
+          <w:tab w:val="left" w:pos="2977"/>
+          <w:tab w:val="left" w:pos="3261"/>
+          <w:tab w:val="left" w:pos="5103"/>
+          <w:tab w:val="left" w:pos="5387"/>
+          <w:tab w:val="left" w:pos="7371"/>
+          <w:tab w:val="left" w:pos="7655"/>
+        </w:tabs>
         <w:spacing w:before="120" w:after="0" w:line="240" w:lineRule="auto"/>
         <w:ind w:left="425" w:hanging="425"/>
         <w:jc w:val="both"/>
@@ -3974,7 +4620,6 @@
           <w:szCs w:val="24"/>
           <w:lang w:val="id-ID"/>
         </w:rPr>
-        <w:lastRenderedPageBreak/>
         <w:t xml:space="preserve">6.    </w:t>
       </w:r>
       <w:r>
@@ -4106,7 +4751,7 @@
         <w:ind w:left="993" w:hanging="284"/>
         <w:jc w:val="both"/>
         <w:rPr>
-          <w:rFonts w:ascii="Times New Roman" w:hAnsi="Times New Roman" w:cs="Times New Roman"/>
+          <w:rFonts w:ascii="Times New Roman" w:eastAsiaTheme="minorEastAsia" w:hAnsi="Times New Roman" w:cs="Times New Roman"/>
           <w:sz w:val="24"/>
           <w:szCs w:val="24"/>
           <w:lang w:val="id-ID"/>
@@ -4254,6 +4899,125 @@
     </w:p>
     <w:p>
       <w:pPr>
+        <w:tabs>
+          <w:tab w:val="left" w:pos="2977"/>
+          <w:tab w:val="left" w:pos="3261"/>
+          <w:tab w:val="left" w:pos="5103"/>
+          <w:tab w:val="left" w:pos="5387"/>
+          <w:tab w:val="left" w:pos="7371"/>
+          <w:tab w:val="left" w:pos="7655"/>
+        </w:tabs>
+        <w:spacing w:after="0" w:line="240" w:lineRule="auto"/>
+        <w:ind w:left="993" w:hanging="284"/>
+        <w:jc w:val="both"/>
+        <w:rPr>
+          <w:rFonts w:ascii="Times New Roman" w:hAnsi="Times New Roman" w:cs="Times New Roman"/>
+          <w:sz w:val="24"/>
+          <w:szCs w:val="24"/>
+          <w:highlight w:val="cyan"/>
+        </w:rPr>
+      </w:pPr>
+      <w:r>
+        <w:rPr>
+          <w:rFonts w:ascii="Times New Roman" w:hAnsi="Times New Roman" w:cs="Times New Roman"/>
+          <w:sz w:val="24"/>
+          <w:szCs w:val="24"/>
+          <w:highlight w:val="cyan"/>
+        </w:rPr>
+        <w:t>Akar(14) x 3 akar(7)</w:t>
+      </w:r>
+    </w:p>
+    <w:p>
+      <w:pPr>
+        <w:tabs>
+          <w:tab w:val="left" w:pos="2977"/>
+          <w:tab w:val="left" w:pos="3261"/>
+          <w:tab w:val="left" w:pos="5103"/>
+          <w:tab w:val="left" w:pos="5387"/>
+          <w:tab w:val="left" w:pos="7371"/>
+          <w:tab w:val="left" w:pos="7655"/>
+        </w:tabs>
+        <w:spacing w:after="0" w:line="240" w:lineRule="auto"/>
+        <w:ind w:left="993" w:hanging="284"/>
+        <w:jc w:val="both"/>
+        <w:rPr>
+          <w:rFonts w:ascii="Times New Roman" w:hAnsi="Times New Roman" w:cs="Times New Roman"/>
+          <w:sz w:val="24"/>
+          <w:szCs w:val="24"/>
+          <w:highlight w:val="cyan"/>
+        </w:rPr>
+      </w:pPr>
+      <w:r>
+        <w:rPr>
+          <w:rFonts w:ascii="Times New Roman" w:hAnsi="Times New Roman" w:cs="Times New Roman"/>
+          <w:sz w:val="24"/>
+          <w:szCs w:val="24"/>
+          <w:highlight w:val="cyan"/>
+        </w:rPr>
+        <w:t>Akar(2) akar(7) x 3 akar(7)</w:t>
+      </w:r>
+    </w:p>
+    <w:p>
+      <w:pPr>
+        <w:tabs>
+          <w:tab w:val="left" w:pos="2977"/>
+          <w:tab w:val="left" w:pos="3261"/>
+          <w:tab w:val="left" w:pos="5103"/>
+          <w:tab w:val="left" w:pos="5387"/>
+          <w:tab w:val="left" w:pos="7371"/>
+          <w:tab w:val="left" w:pos="7655"/>
+        </w:tabs>
+        <w:spacing w:after="0" w:line="240" w:lineRule="auto"/>
+        <w:ind w:left="993" w:hanging="284"/>
+        <w:jc w:val="both"/>
+        <w:rPr>
+          <w:rFonts w:ascii="Times New Roman" w:hAnsi="Times New Roman" w:cs="Times New Roman"/>
+          <w:sz w:val="24"/>
+          <w:szCs w:val="24"/>
+          <w:highlight w:val="cyan"/>
+        </w:rPr>
+      </w:pPr>
+      <w:r>
+        <w:rPr>
+          <w:rFonts w:ascii="Times New Roman" w:hAnsi="Times New Roman" w:cs="Times New Roman"/>
+          <w:sz w:val="24"/>
+          <w:szCs w:val="24"/>
+          <w:highlight w:val="cyan"/>
+        </w:rPr>
+        <w:t>Akar(2) 7 x 3</w:t>
+      </w:r>
+    </w:p>
+    <w:p>
+      <w:pPr>
+        <w:tabs>
+          <w:tab w:val="left" w:pos="2977"/>
+          <w:tab w:val="left" w:pos="3261"/>
+          <w:tab w:val="left" w:pos="5103"/>
+          <w:tab w:val="left" w:pos="5387"/>
+          <w:tab w:val="left" w:pos="7371"/>
+          <w:tab w:val="left" w:pos="7655"/>
+        </w:tabs>
+        <w:spacing w:after="0" w:line="240" w:lineRule="auto"/>
+        <w:ind w:left="993" w:hanging="284"/>
+        <w:jc w:val="both"/>
+        <w:rPr>
+          <w:rFonts w:ascii="Times New Roman" w:hAnsi="Times New Roman" w:cs="Times New Roman"/>
+          <w:sz w:val="24"/>
+          <w:szCs w:val="24"/>
+        </w:rPr>
+      </w:pPr>
+      <w:r>
+        <w:rPr>
+          <w:rFonts w:ascii="Times New Roman" w:hAnsi="Times New Roman" w:cs="Times New Roman"/>
+          <w:sz w:val="24"/>
+          <w:szCs w:val="24"/>
+          <w:highlight w:val="cyan"/>
+        </w:rPr>
+        <w:t>21 akar(2)</w:t>
+      </w:r>
+    </w:p>
+    <w:p>
+      <w:pPr>
         <w:pStyle w:val="BodyText"/>
         <w:tabs>
           <w:tab w:val="left" w:pos="2977"/>
@@ -4452,6 +5216,7 @@
         <w:jc w:val="both"/>
         <w:rPr>
           <w:rFonts w:ascii="Times New Roman" w:hAnsi="Times New Roman" w:cs="Times New Roman"/>
+          <w:spacing w:val="-1"/>
           <w:sz w:val="24"/>
           <w:szCs w:val="24"/>
           <w:lang w:val="id-ID"/>
@@ -4532,6 +5297,228 @@
           <w:lang w:val="id-ID"/>
         </w:rPr>
         <w:t xml:space="preserve"> </w:t>
+      </w:r>
+    </w:p>
+    <w:p>
+      <w:pPr>
+        <w:tabs>
+          <w:tab w:val="left" w:pos="2977"/>
+          <w:tab w:val="left" w:pos="3261"/>
+          <w:tab w:val="left" w:pos="5103"/>
+          <w:tab w:val="left" w:pos="5387"/>
+          <w:tab w:val="left" w:pos="7371"/>
+          <w:tab w:val="left" w:pos="7655"/>
+        </w:tabs>
+        <w:spacing w:after="0" w:line="276" w:lineRule="auto"/>
+        <w:ind w:left="993" w:hanging="284"/>
+        <w:jc w:val="both"/>
+        <w:rPr>
+          <w:rFonts w:ascii="Times New Roman" w:hAnsi="Times New Roman" w:cs="Times New Roman"/>
+          <w:spacing w:val="-1"/>
+          <w:sz w:val="24"/>
+          <w:szCs w:val="24"/>
+          <w:highlight w:val="cyan"/>
+        </w:rPr>
+      </w:pPr>
+      <w:r>
+        <w:rPr>
+          <w:rFonts w:ascii="Times New Roman" w:hAnsi="Times New Roman" w:cs="Times New Roman"/>
+          <w:spacing w:val="-1"/>
+          <w:sz w:val="24"/>
+          <w:szCs w:val="24"/>
+          <w:highlight w:val="cyan"/>
+        </w:rPr>
+        <w:t>Polanya adalah</w:t>
+      </w:r>
+    </w:p>
+    <w:p>
+      <w:pPr>
+        <w:tabs>
+          <w:tab w:val="left" w:pos="2977"/>
+          <w:tab w:val="left" w:pos="3261"/>
+          <w:tab w:val="left" w:pos="5103"/>
+          <w:tab w:val="left" w:pos="5387"/>
+          <w:tab w:val="left" w:pos="7371"/>
+          <w:tab w:val="left" w:pos="7655"/>
+        </w:tabs>
+        <w:spacing w:after="0" w:line="276" w:lineRule="auto"/>
+        <w:ind w:left="993" w:hanging="284"/>
+        <w:jc w:val="both"/>
+        <w:rPr>
+          <w:rFonts w:ascii="Times New Roman" w:hAnsi="Times New Roman" w:cs="Times New Roman"/>
+          <w:spacing w:val="-1"/>
+          <w:sz w:val="24"/>
+          <w:szCs w:val="24"/>
+          <w:highlight w:val="cyan"/>
+        </w:rPr>
+      </w:pPr>
+      <w:r>
+        <w:rPr>
+          <w:rFonts w:ascii="Times New Roman" w:hAnsi="Times New Roman" w:cs="Times New Roman"/>
+          <w:spacing w:val="-1"/>
+          <w:sz w:val="24"/>
+          <w:szCs w:val="24"/>
+          <w:highlight w:val="cyan"/>
+        </w:rPr>
+        <w:t>Suku kedua : tambah 1</w:t>
+      </w:r>
+    </w:p>
+    <w:p>
+      <w:pPr>
+        <w:tabs>
+          <w:tab w:val="left" w:pos="2977"/>
+          <w:tab w:val="left" w:pos="3261"/>
+          <w:tab w:val="left" w:pos="5103"/>
+          <w:tab w:val="left" w:pos="5387"/>
+          <w:tab w:val="left" w:pos="7371"/>
+          <w:tab w:val="left" w:pos="7655"/>
+        </w:tabs>
+        <w:spacing w:after="0" w:line="276" w:lineRule="auto"/>
+        <w:ind w:left="993" w:hanging="284"/>
+        <w:jc w:val="both"/>
+        <w:rPr>
+          <w:rFonts w:ascii="Times New Roman" w:hAnsi="Times New Roman" w:cs="Times New Roman"/>
+          <w:spacing w:val="-1"/>
+          <w:sz w:val="24"/>
+          <w:szCs w:val="24"/>
+          <w:highlight w:val="cyan"/>
+        </w:rPr>
+      </w:pPr>
+      <w:r>
+        <w:rPr>
+          <w:rFonts w:ascii="Times New Roman" w:hAnsi="Times New Roman" w:cs="Times New Roman"/>
+          <w:spacing w:val="-1"/>
+          <w:sz w:val="24"/>
+          <w:szCs w:val="24"/>
+          <w:highlight w:val="cyan"/>
+        </w:rPr>
+        <w:t>Suku ketiga : tambah 2</w:t>
+      </w:r>
+    </w:p>
+    <w:p>
+      <w:pPr>
+        <w:tabs>
+          <w:tab w:val="left" w:pos="2977"/>
+          <w:tab w:val="left" w:pos="3261"/>
+          <w:tab w:val="left" w:pos="5103"/>
+          <w:tab w:val="left" w:pos="5387"/>
+          <w:tab w:val="left" w:pos="7371"/>
+          <w:tab w:val="left" w:pos="7655"/>
+        </w:tabs>
+        <w:spacing w:after="0" w:line="276" w:lineRule="auto"/>
+        <w:ind w:left="993" w:hanging="284"/>
+        <w:jc w:val="both"/>
+        <w:rPr>
+          <w:rFonts w:ascii="Times New Roman" w:hAnsi="Times New Roman" w:cs="Times New Roman"/>
+          <w:spacing w:val="-1"/>
+          <w:sz w:val="24"/>
+          <w:szCs w:val="24"/>
+          <w:highlight w:val="cyan"/>
+        </w:rPr>
+      </w:pPr>
+      <w:r>
+        <w:rPr>
+          <w:rFonts w:ascii="Times New Roman" w:hAnsi="Times New Roman" w:cs="Times New Roman"/>
+          <w:spacing w:val="-1"/>
+          <w:sz w:val="24"/>
+          <w:szCs w:val="24"/>
+          <w:highlight w:val="cyan"/>
+        </w:rPr>
+        <w:t>Suku keempat : tambah 3</w:t>
+      </w:r>
+    </w:p>
+    <w:p>
+      <w:pPr>
+        <w:tabs>
+          <w:tab w:val="left" w:pos="2977"/>
+          <w:tab w:val="left" w:pos="3261"/>
+          <w:tab w:val="left" w:pos="5103"/>
+          <w:tab w:val="left" w:pos="5387"/>
+          <w:tab w:val="left" w:pos="7371"/>
+          <w:tab w:val="left" w:pos="7655"/>
+        </w:tabs>
+        <w:spacing w:after="0" w:line="276" w:lineRule="auto"/>
+        <w:ind w:left="993" w:hanging="284"/>
+        <w:jc w:val="both"/>
+        <w:rPr>
+          <w:rFonts w:ascii="Times New Roman" w:hAnsi="Times New Roman" w:cs="Times New Roman"/>
+          <w:spacing w:val="-1"/>
+          <w:sz w:val="24"/>
+          <w:szCs w:val="24"/>
+          <w:highlight w:val="cyan"/>
+        </w:rPr>
+      </w:pPr>
+      <w:r>
+        <w:rPr>
+          <w:rFonts w:ascii="Times New Roman" w:hAnsi="Times New Roman" w:cs="Times New Roman"/>
+          <w:spacing w:val="-1"/>
+          <w:sz w:val="24"/>
+          <w:szCs w:val="24"/>
+          <w:highlight w:val="cyan"/>
+        </w:rPr>
+        <w:t>Maka…</w:t>
+      </w:r>
+    </w:p>
+    <w:p>
+      <w:pPr>
+        <w:tabs>
+          <w:tab w:val="left" w:pos="2977"/>
+          <w:tab w:val="left" w:pos="3261"/>
+          <w:tab w:val="left" w:pos="5103"/>
+          <w:tab w:val="left" w:pos="5387"/>
+          <w:tab w:val="left" w:pos="7371"/>
+          <w:tab w:val="left" w:pos="7655"/>
+        </w:tabs>
+        <w:spacing w:after="0" w:line="276" w:lineRule="auto"/>
+        <w:ind w:left="993" w:hanging="284"/>
+        <w:jc w:val="both"/>
+        <w:rPr>
+          <w:rFonts w:ascii="Times New Roman" w:hAnsi="Times New Roman" w:cs="Times New Roman"/>
+          <w:spacing w:val="-1"/>
+          <w:sz w:val="24"/>
+          <w:szCs w:val="24"/>
+          <w:highlight w:val="cyan"/>
+        </w:rPr>
+      </w:pPr>
+      <w:r>
+        <w:rPr>
+          <w:rFonts w:ascii="Times New Roman" w:hAnsi="Times New Roman" w:cs="Times New Roman"/>
+          <w:spacing w:val="-1"/>
+          <w:sz w:val="24"/>
+          <w:szCs w:val="24"/>
+          <w:highlight w:val="cyan"/>
+        </w:rPr>
+        <w:t>Suku kelima : tambah 4</w:t>
+      </w:r>
+    </w:p>
+    <w:p>
+      <w:pPr>
+        <w:tabs>
+          <w:tab w:val="left" w:pos="2977"/>
+          <w:tab w:val="left" w:pos="3261"/>
+          <w:tab w:val="left" w:pos="5103"/>
+          <w:tab w:val="left" w:pos="5387"/>
+          <w:tab w:val="left" w:pos="7371"/>
+          <w:tab w:val="left" w:pos="7655"/>
+        </w:tabs>
+        <w:spacing w:after="0" w:line="276" w:lineRule="auto"/>
+        <w:ind w:left="993" w:hanging="284"/>
+        <w:jc w:val="both"/>
+        <w:rPr>
+          <w:rFonts w:ascii="Times New Roman" w:hAnsi="Times New Roman" w:cs="Times New Roman"/>
+          <w:sz w:val="24"/>
+          <w:szCs w:val="24"/>
+        </w:rPr>
+      </w:pPr>
+      <w:r>
+        <w:rPr>
+          <w:rFonts w:ascii="Times New Roman" w:hAnsi="Times New Roman" w:cs="Times New Roman"/>
+          <w:spacing w:val="-1"/>
+          <w:sz w:val="24"/>
+          <w:szCs w:val="24"/>
+          <w:highlight w:val="cyan"/>
+        </w:rPr>
+        <w:t>Suku keenam : tambah 5</w:t>
       </w:r>
     </w:p>
     <w:p>
@@ -5059,6 +6046,71 @@
           <w:tab w:val="left" w:pos="7371"/>
           <w:tab w:val="left" w:pos="7655"/>
         </w:tabs>
+        <w:spacing w:after="0" w:line="276" w:lineRule="auto"/>
+        <w:ind w:left="993" w:hanging="284"/>
+        <w:jc w:val="both"/>
+        <w:rPr>
+          <w:rFonts w:ascii="Times New Roman" w:eastAsiaTheme="minorEastAsia" w:hAnsi="Times New Roman" w:cs="Times New Roman"/>
+          <w:sz w:val="24"/>
+          <w:szCs w:val="24"/>
+          <w:lang w:val="id-ID"/>
+        </w:rPr>
+      </w:pPr>
+      <w:r>
+        <w:rPr>
+          <w:rFonts w:ascii="Times New Roman" w:eastAsiaTheme="minorEastAsia" w:hAnsi="Times New Roman" w:cs="Times New Roman"/>
+          <w:sz w:val="24"/>
+          <w:szCs w:val="24"/>
+          <w:lang w:val="id-ID"/>
+        </w:rPr>
+        <w:lastRenderedPageBreak/>
+        <w:drawing>
+          <wp:inline distT="0" distB="0" distL="0" distR="0" wp14:anchorId="658AE906" wp14:editId="64518D76">
+            <wp:extent cx="3586975" cy="3270250"/>
+            <wp:effectExtent l="0" t="0" r="0" b="6350"/>
+            <wp:docPr id="2" name="Picture 2"/>
+            <wp:cNvGraphicFramePr>
+              <a:graphicFrameLocks xmlns:a="http://schemas.openxmlformats.org/drawingml/2006/main" noChangeAspect="1"/>
+            </wp:cNvGraphicFramePr>
+            <a:graphic xmlns:a="http://schemas.openxmlformats.org/drawingml/2006/main">
+              <a:graphicData uri="http://schemas.openxmlformats.org/drawingml/2006/picture">
+                <pic:pic xmlns:pic="http://schemas.openxmlformats.org/drawingml/2006/picture">
+                  <pic:nvPicPr>
+                    <pic:cNvPr id="1" name=""/>
+                    <pic:cNvPicPr/>
+                  </pic:nvPicPr>
+                  <pic:blipFill>
+                    <a:blip r:embed="rId11"/>
+                    <a:stretch>
+                      <a:fillRect/>
+                    </a:stretch>
+                  </pic:blipFill>
+                  <pic:spPr>
+                    <a:xfrm>
+                      <a:off x="0" y="0"/>
+                      <a:ext cx="3588354" cy="3271507"/>
+                    </a:xfrm>
+                    <a:prstGeom prst="rect">
+                      <a:avLst/>
+                    </a:prstGeom>
+                  </pic:spPr>
+                </pic:pic>
+              </a:graphicData>
+            </a:graphic>
+          </wp:inline>
+        </w:drawing>
+      </w:r>
+    </w:p>
+    <w:p>
+      <w:pPr>
+        <w:tabs>
+          <w:tab w:val="left" w:pos="2977"/>
+          <w:tab w:val="left" w:pos="3261"/>
+          <w:tab w:val="left" w:pos="5103"/>
+          <w:tab w:val="left" w:pos="5387"/>
+          <w:tab w:val="left" w:pos="7371"/>
+          <w:tab w:val="left" w:pos="7655"/>
+        </w:tabs>
         <w:spacing w:before="120" w:after="0" w:line="276" w:lineRule="auto"/>
         <w:ind w:left="425" w:hanging="425"/>
         <w:jc w:val="both"/>
@@ -5296,6 +6348,70 @@
           <w:tab w:val="left" w:pos="7371"/>
           <w:tab w:val="left" w:pos="7655"/>
         </w:tabs>
+        <w:spacing w:after="0" w:line="276" w:lineRule="auto"/>
+        <w:ind w:left="993" w:hanging="284"/>
+        <w:jc w:val="both"/>
+        <w:rPr>
+          <w:rFonts w:ascii="Times New Roman" w:hAnsi="Times New Roman" w:cs="Times New Roman"/>
+          <w:sz w:val="24"/>
+          <w:szCs w:val="24"/>
+          <w:lang w:val="id-ID"/>
+        </w:rPr>
+      </w:pPr>
+      <w:r>
+        <w:rPr>
+          <w:rFonts w:ascii="Times New Roman" w:hAnsi="Times New Roman" w:cs="Times New Roman"/>
+          <w:sz w:val="24"/>
+          <w:szCs w:val="24"/>
+          <w:lang w:val="id-ID"/>
+        </w:rPr>
+        <w:drawing>
+          <wp:inline distT="0" distB="0" distL="0" distR="0" wp14:anchorId="373D73D8" wp14:editId="0062683F">
+            <wp:extent cx="3886200" cy="5506594"/>
+            <wp:effectExtent l="0" t="0" r="0" b="0"/>
+            <wp:docPr id="3" name="Picture 3"/>
+            <wp:cNvGraphicFramePr>
+              <a:graphicFrameLocks xmlns:a="http://schemas.openxmlformats.org/drawingml/2006/main" noChangeAspect="1"/>
+            </wp:cNvGraphicFramePr>
+            <a:graphic xmlns:a="http://schemas.openxmlformats.org/drawingml/2006/main">
+              <a:graphicData uri="http://schemas.openxmlformats.org/drawingml/2006/picture">
+                <pic:pic xmlns:pic="http://schemas.openxmlformats.org/drawingml/2006/picture">
+                  <pic:nvPicPr>
+                    <pic:cNvPr id="1" name=""/>
+                    <pic:cNvPicPr/>
+                  </pic:nvPicPr>
+                  <pic:blipFill>
+                    <a:blip r:embed="rId12"/>
+                    <a:stretch>
+                      <a:fillRect/>
+                    </a:stretch>
+                  </pic:blipFill>
+                  <pic:spPr>
+                    <a:xfrm>
+                      <a:off x="0" y="0"/>
+                      <a:ext cx="3888042" cy="5509204"/>
+                    </a:xfrm>
+                    <a:prstGeom prst="rect">
+                      <a:avLst/>
+                    </a:prstGeom>
+                  </pic:spPr>
+                </pic:pic>
+              </a:graphicData>
+            </a:graphic>
+          </wp:inline>
+        </w:drawing>
+      </w:r>
+    </w:p>
+    <w:p>
+      <w:pPr>
+        <w:tabs>
+          <w:tab w:val="left" w:pos="2977"/>
+          <w:tab w:val="left" w:pos="3261"/>
+          <w:tab w:val="left" w:pos="5103"/>
+          <w:tab w:val="left" w:pos="5387"/>
+          <w:tab w:val="left" w:pos="7371"/>
+          <w:tab w:val="left" w:pos="7655"/>
+        </w:tabs>
         <w:spacing w:before="120" w:after="0" w:line="276" w:lineRule="auto"/>
         <w:ind w:left="425" w:hanging="425"/>
         <w:jc w:val="both"/>
@@ -5313,6 +6429,7 @@
           <w:szCs w:val="24"/>
           <w:lang w:val="id-ID"/>
         </w:rPr>
+        <w:lastRenderedPageBreak/>
         <w:t xml:space="preserve">10. </w:t>
       </w:r>
       <w:r>
@@ -5601,20 +6718,38 @@
         <w:ind w:left="993" w:hanging="284"/>
         <w:jc w:val="both"/>
         <w:rPr>
+          <w:rFonts w:ascii="Times New Roman" w:hAnsi="Times New Roman" w:cs="Times New Roman"/>
+          <w:sz w:val="24"/>
+          <w:szCs w:val="24"/>
+          <w:lang w:val="id-ID"/>
+        </w:rPr>
+      </w:pPr>
+      <w:r>
+        <w:rPr>
+          <w:rFonts w:ascii="Times New Roman" w:hAnsi="Times New Roman" w:cs="Times New Roman"/>
+          <w:sz w:val="24"/>
+          <w:szCs w:val="24"/>
+          <w:lang w:val="id-ID"/>
+        </w:rPr>
+        <w:t>B</w:t>
+      </w:r>
+      <w:r>
+        <w:rPr>
           <w:rFonts w:ascii="Times New Roman" w:eastAsia="Calibri" w:hAnsi="Times New Roman" w:cs="Times New Roman"/>
           <w:sz w:val="24"/>
           <w:szCs w:val="24"/>
           <w:lang w:val="id-ID"/>
         </w:rPr>
-      </w:pPr>
-      <w:r>
-        <w:rPr>
-          <w:rFonts w:ascii="Times New Roman" w:hAnsi="Times New Roman" w:cs="Times New Roman"/>
-          <w:sz w:val="24"/>
-          <w:szCs w:val="24"/>
-          <w:lang w:val="id-ID"/>
-        </w:rPr>
-        <w:t>B</w:t>
+        <w:t xml:space="preserve">. </w:t>
+      </w:r>
+      <w:r>
+        <w:rPr>
+          <w:rFonts w:ascii="Times New Roman" w:hAnsi="Times New Roman" w:cs="Times New Roman"/>
+          <w:sz w:val="24"/>
+          <w:szCs w:val="24"/>
+          <w:lang w:val="id-ID"/>
+        </w:rPr>
+        <w:t>22 bulan</w:t>
       </w:r>
       <w:r>
         <w:rPr>
@@ -5623,61 +6758,83 @@
           <w:szCs w:val="24"/>
           <w:lang w:val="id-ID"/>
         </w:rPr>
+        <w:tab/>
+      </w:r>
+      <w:r>
+        <w:rPr>
+          <w:rFonts w:ascii="Times New Roman" w:hAnsi="Times New Roman" w:cs="Times New Roman"/>
+          <w:sz w:val="24"/>
+          <w:szCs w:val="24"/>
+          <w:lang w:val="id-ID"/>
+        </w:rPr>
+        <w:tab/>
+      </w:r>
+      <w:r>
+        <w:rPr>
+          <w:rFonts w:ascii="Times New Roman" w:hAnsi="Times New Roman" w:cs="Times New Roman"/>
+          <w:sz w:val="24"/>
+          <w:szCs w:val="24"/>
+        </w:rPr>
+        <w:tab/>
+      </w:r>
+      <w:r>
+        <w:rPr>
+          <w:rFonts w:ascii="Times New Roman" w:hAnsi="Times New Roman" w:cs="Times New Roman"/>
+          <w:sz w:val="24"/>
+          <w:szCs w:val="24"/>
+          <w:lang w:val="id-ID"/>
+        </w:rPr>
+        <w:t>D</w:t>
+      </w:r>
+      <w:r>
+        <w:rPr>
+          <w:rFonts w:ascii="Times New Roman" w:eastAsia="Calibri" w:hAnsi="Times New Roman" w:cs="Times New Roman"/>
+          <w:sz w:val="24"/>
+          <w:szCs w:val="24"/>
+          <w:lang w:val="id-ID"/>
+        </w:rPr>
         <w:t xml:space="preserve">. </w:t>
       </w:r>
       <w:r>
         <w:rPr>
-          <w:rFonts w:ascii="Times New Roman" w:hAnsi="Times New Roman" w:cs="Times New Roman"/>
-          <w:sz w:val="24"/>
-          <w:szCs w:val="24"/>
-          <w:lang w:val="id-ID"/>
-        </w:rPr>
-        <w:t>22 bulan</w:t>
-      </w:r>
-      <w:r>
-        <w:rPr>
           <w:rFonts w:ascii="Times New Roman" w:eastAsia="Calibri" w:hAnsi="Times New Roman" w:cs="Times New Roman"/>
           <w:sz w:val="24"/>
           <w:szCs w:val="24"/>
           <w:lang w:val="id-ID"/>
         </w:rPr>
-        <w:tab/>
-      </w:r>
-      <w:r>
-        <w:rPr>
-          <w:rFonts w:ascii="Times New Roman" w:hAnsi="Times New Roman" w:cs="Times New Roman"/>
-          <w:sz w:val="24"/>
-          <w:szCs w:val="24"/>
-          <w:lang w:val="id-ID"/>
-        </w:rPr>
-        <w:tab/>
-      </w:r>
-      <w:r>
-        <w:rPr>
-          <w:rFonts w:ascii="Times New Roman" w:hAnsi="Times New Roman" w:cs="Times New Roman"/>
-          <w:sz w:val="24"/>
-          <w:szCs w:val="24"/>
-        </w:rPr>
-        <w:tab/>
-      </w:r>
-      <w:r>
-        <w:rPr>
-          <w:rFonts w:ascii="Times New Roman" w:hAnsi="Times New Roman" w:cs="Times New Roman"/>
-          <w:sz w:val="24"/>
-          <w:szCs w:val="24"/>
-          <w:lang w:val="id-ID"/>
-        </w:rPr>
-        <w:t>D</w:t>
-      </w:r>
-      <w:r>
+        <w:t>18</w:t>
+      </w:r>
+      <w:r>
+        <w:rPr>
+          <w:rFonts w:ascii="Times New Roman" w:hAnsi="Times New Roman" w:cs="Times New Roman"/>
+          <w:sz w:val="24"/>
+          <w:szCs w:val="24"/>
+          <w:lang w:val="id-ID"/>
+        </w:rPr>
+        <w:t xml:space="preserve"> bulan</w:t>
+      </w:r>
+    </w:p>
+    <w:p>
+      <w:pPr>
+        <w:tabs>
+          <w:tab w:val="left" w:pos="2977"/>
+          <w:tab w:val="left" w:pos="3261"/>
+          <w:tab w:val="left" w:pos="5103"/>
+          <w:tab w:val="left" w:pos="5387"/>
+          <w:tab w:val="left" w:pos="7371"/>
+          <w:tab w:val="left" w:pos="7655"/>
+        </w:tabs>
+        <w:spacing w:after="0" w:line="276" w:lineRule="auto"/>
+        <w:ind w:left="993" w:hanging="284"/>
+        <w:jc w:val="both"/>
         <w:rPr>
           <w:rFonts w:ascii="Times New Roman" w:eastAsia="Calibri" w:hAnsi="Times New Roman" w:cs="Times New Roman"/>
           <w:sz w:val="24"/>
           <w:szCs w:val="24"/>
           <w:lang w:val="id-ID"/>
         </w:rPr>
-        <w:t xml:space="preserve">. </w:t>
-      </w:r>
+      </w:pPr>
+      <w:bookmarkStart w:id="0" w:name="_GoBack"/>
       <w:r>
         <w:rPr>
           <w:rFonts w:ascii="Times New Roman" w:eastAsia="Calibri" w:hAnsi="Times New Roman" w:cs="Times New Roman"/>
@@ -5685,17 +6842,43 @@
           <w:szCs w:val="24"/>
           <w:lang w:val="id-ID"/>
         </w:rPr>
-        <w:t>18</w:t>
-      </w:r>
-      <w:r>
-        <w:rPr>
-          <w:rFonts w:ascii="Times New Roman" w:hAnsi="Times New Roman" w:cs="Times New Roman"/>
-          <w:sz w:val="24"/>
-          <w:szCs w:val="24"/>
-          <w:lang w:val="id-ID"/>
-        </w:rPr>
-        <w:t xml:space="preserve"> bulan</w:t>
-      </w:r>
+        <w:drawing>
+          <wp:inline distT="0" distB="0" distL="0" distR="0" wp14:anchorId="5BF8E2B3" wp14:editId="6C6BAF7F">
+            <wp:extent cx="4108450" cy="5327595"/>
+            <wp:effectExtent l="0" t="0" r="6350" b="6985"/>
+            <wp:docPr id="9" name="Picture 9"/>
+            <wp:cNvGraphicFramePr>
+              <a:graphicFrameLocks xmlns:a="http://schemas.openxmlformats.org/drawingml/2006/main" noChangeAspect="1"/>
+            </wp:cNvGraphicFramePr>
+            <a:graphic xmlns:a="http://schemas.openxmlformats.org/drawingml/2006/main">
+              <a:graphicData uri="http://schemas.openxmlformats.org/drawingml/2006/picture">
+                <pic:pic xmlns:pic="http://schemas.openxmlformats.org/drawingml/2006/picture">
+                  <pic:nvPicPr>
+                    <pic:cNvPr id="1" name=""/>
+                    <pic:cNvPicPr/>
+                  </pic:nvPicPr>
+                  <pic:blipFill>
+                    <a:blip r:embed="rId13"/>
+                    <a:stretch>
+                      <a:fillRect/>
+                    </a:stretch>
+                  </pic:blipFill>
+                  <pic:spPr>
+                    <a:xfrm>
+                      <a:off x="0" y="0"/>
+                      <a:ext cx="4110940" cy="5330823"/>
+                    </a:xfrm>
+                    <a:prstGeom prst="rect">
+                      <a:avLst/>
+                    </a:prstGeom>
+                  </pic:spPr>
+                </pic:pic>
+              </a:graphicData>
+            </a:graphic>
+          </wp:inline>
+        </w:drawing>
+      </w:r>
+      <w:bookmarkEnd w:id="0"/>
     </w:p>
     <w:p>
       <w:pPr>
@@ -7486,6 +8669,7 @@
           <w:szCs w:val="24"/>
           <w:lang w:val="id-ID" w:eastAsia="id-ID"/>
         </w:rPr>
+        <w:lastRenderedPageBreak/>
         <w:t xml:space="preserve">     </w:t>
       </w:r>
       <w:r>
@@ -7513,11 +8697,11 @@
                     </pic:cNvPicPr>
                   </pic:nvPicPr>
                   <pic:blipFill>
-                    <a:blip r:embed="rId11">
+                    <a:blip r:embed="rId14">
                       <a:extLst>
                         <a:ext uri="{BEBA8EAE-BF5A-486C-A8C5-ECC9F3942E4B}">
                           <a14:imgProps xmlns:a14="http://schemas.microsoft.com/office/drawing/2010/main">
-                            <a14:imgLayer r:embed="rId12">
+                            <a14:imgLayer r:embed="rId15">
                               <a14:imgEffect>
                                 <a14:sharpenSoften amount="25000"/>
                               </a14:imgEffect>
@@ -8067,7 +9251,6 @@
           <w:szCs w:val="24"/>
           <w:lang w:val="id-ID"/>
         </w:rPr>
-        <w:lastRenderedPageBreak/>
         <w:t xml:space="preserve">17. </w:t>
       </w:r>
       <w:r>
@@ -8568,11 +9751,11 @@
                     </pic:cNvPicPr>
                   </pic:nvPicPr>
                   <pic:blipFill rotWithShape="1">
-                    <a:blip r:embed="rId13">
+                    <a:blip r:embed="rId16">
                       <a:extLst>
                         <a:ext uri="{BEBA8EAE-BF5A-486C-A8C5-ECC9F3942E4B}">
                           <a14:imgProps xmlns:a14="http://schemas.microsoft.com/office/drawing/2010/main">
-                            <a14:imgLayer r:embed="rId14">
+                            <a14:imgLayer r:embed="rId17">
                               <a14:imgEffect>
                                 <a14:sharpenSoften amount="50000"/>
                               </a14:imgEffect>
@@ -9106,11 +10289,11 @@
                     </pic:cNvPicPr>
                   </pic:nvPicPr>
                   <pic:blipFill>
-                    <a:blip r:embed="rId15">
+                    <a:blip r:embed="rId18">
                       <a:extLst>
                         <a:ext uri="{BEBA8EAE-BF5A-486C-A8C5-ECC9F3942E4B}">
                           <a14:imgProps xmlns:a14="http://schemas.microsoft.com/office/drawing/2010/main">
-                            <a14:imgLayer r:embed="rId16">
+                            <a14:imgLayer r:embed="rId19">
                               <a14:imgEffect>
                                 <a14:sharpenSoften amount="25000"/>
                               </a14:imgEffect>
@@ -9603,11 +10786,11 @@
                     </pic:cNvPicPr>
                   </pic:nvPicPr>
                   <pic:blipFill rotWithShape="1">
-                    <a:blip r:embed="rId17">
+                    <a:blip r:embed="rId20">
                       <a:extLst>
                         <a:ext uri="{BEBA8EAE-BF5A-486C-A8C5-ECC9F3942E4B}">
                           <a14:imgProps xmlns:a14="http://schemas.microsoft.com/office/drawing/2010/main">
-                            <a14:imgLayer r:embed="rId18">
+                            <a14:imgLayer r:embed="rId21">
                               <a14:imgEffect>
                                 <a14:sharpenSoften amount="50000"/>
                               </a14:imgEffect>
@@ -10201,7 +11384,7 @@
                     </pic:cNvPicPr>
                   </pic:nvPicPr>
                   <pic:blipFill>
-                    <a:blip r:embed="rId19">
+                    <a:blip r:embed="rId22">
                       <a:extLst>
                         <a:ext uri="{28A0092B-C50C-407E-A947-70E740481C1C}">
                           <a14:useLocalDpi xmlns:a14="http://schemas.microsoft.com/office/drawing/2010/main" val="0"/>
@@ -11451,6 +12634,7 @@
           <w:sz w:val="24"/>
           <w:szCs w:val="24"/>
         </w:rPr>
+        <w:lastRenderedPageBreak/>
         <w:t>Y</w:t>
       </w:r>
       <w:r>
@@ -11936,11 +13120,11 @@
                     </pic:cNvPicPr>
                   </pic:nvPicPr>
                   <pic:blipFill>
-                    <a:blip r:embed="rId20">
+                    <a:blip r:embed="rId23">
                       <a:extLst>
                         <a:ext uri="{BEBA8EAE-BF5A-486C-A8C5-ECC9F3942E4B}">
                           <a14:imgProps xmlns:a14="http://schemas.microsoft.com/office/drawing/2010/main">
-                            <a14:imgLayer r:embed="rId21">
+                            <a14:imgLayer r:embed="rId24">
                               <a14:imgEffect>
                                 <a14:sharpenSoften amount="25000"/>
                               </a14:imgEffect>
@@ -12406,11 +13590,11 @@
                     </pic:cNvPicPr>
                   </pic:nvPicPr>
                   <pic:blipFill>
-                    <a:blip r:embed="rId22">
+                    <a:blip r:embed="rId25">
                       <a:extLst>
                         <a:ext uri="{BEBA8EAE-BF5A-486C-A8C5-ECC9F3942E4B}">
                           <a14:imgProps xmlns:a14="http://schemas.microsoft.com/office/drawing/2010/main">
-                            <a14:imgLayer r:embed="rId23">
+                            <a14:imgLayer r:embed="rId26">
                               <a14:imgEffect>
                                 <a14:sharpenSoften amount="25000"/>
                               </a14:imgEffect>
@@ -12857,7 +14041,6 @@
           <w:color w:val="auto"/>
           <w:lang w:val="id-ID"/>
         </w:rPr>
-        <w:lastRenderedPageBreak/>
         <w:t xml:space="preserve">A. </w:t>
       </w:r>
       <w:r>
@@ -13147,11 +14330,11 @@
                     </pic:cNvPicPr>
                   </pic:nvPicPr>
                   <pic:blipFill>
-                    <a:blip r:embed="rId24" cstate="print">
+                    <a:blip r:embed="rId27" cstate="print">
                       <a:extLst>
                         <a:ext uri="{BEBA8EAE-BF5A-486C-A8C5-ECC9F3942E4B}">
                           <a14:imgProps xmlns:a14="http://schemas.microsoft.com/office/drawing/2010/main">
-                            <a14:imgLayer r:embed="rId25">
+                            <a14:imgLayer r:embed="rId28">
                               <a14:imgEffect>
                                 <a14:sharpenSoften amount="25000"/>
                               </a14:imgEffect>
@@ -13684,11 +14867,11 @@
                     </pic:cNvPicPr>
                   </pic:nvPicPr>
                   <pic:blipFill>
-                    <a:blip r:embed="rId26">
+                    <a:blip r:embed="rId29">
                       <a:extLst>
                         <a:ext uri="{BEBA8EAE-BF5A-486C-A8C5-ECC9F3942E4B}">
                           <a14:imgProps xmlns:a14="http://schemas.microsoft.com/office/drawing/2010/main">
-                            <a14:imgLayer r:embed="rId27">
+                            <a14:imgLayer r:embed="rId30">
                               <a14:imgEffect>
                                 <a14:sharpenSoften amount="25000"/>
                               </a14:imgEffect>
@@ -14140,11 +15323,11 @@
                     </pic:cNvPicPr>
                   </pic:nvPicPr>
                   <pic:blipFill>
-                    <a:blip r:embed="rId28">
+                    <a:blip r:embed="rId31">
                       <a:extLst>
                         <a:ext uri="{BEBA8EAE-BF5A-486C-A8C5-ECC9F3942E4B}">
                           <a14:imgProps xmlns:a14="http://schemas.microsoft.com/office/drawing/2010/main">
-                            <a14:imgLayer r:embed="rId29">
+                            <a14:imgLayer r:embed="rId32">
                               <a14:imgEffect>
                                 <a14:sharpenSoften amount="25000"/>
                               </a14:imgEffect>
@@ -17552,6 +18735,7 @@
           <w:szCs w:val="24"/>
           <w:lang w:val="id-ID"/>
         </w:rPr>
+        <w:lastRenderedPageBreak/>
         <w:t xml:space="preserve">33. </w:t>
       </w:r>
       <w:r>
@@ -18003,11 +19187,11 @@
                           </pic:cNvPicPr>
                         </pic:nvPicPr>
                         <pic:blipFill>
-                          <a:blip r:embed="rId30">
+                          <a:blip r:embed="rId33">
                             <a:extLst>
                               <a:ext uri="{BEBA8EAE-BF5A-486C-A8C5-ECC9F3942E4B}">
                                 <a14:imgProps xmlns:a14="http://schemas.microsoft.com/office/drawing/2010/main">
-                                  <a14:imgLayer r:embed="rId31">
+                                  <a14:imgLayer r:embed="rId34">
                                     <a14:imgEffect>
                                       <a14:sharpenSoften amount="25000"/>
                                     </a14:imgEffect>
@@ -18154,7 +19338,7 @@
           </mc:Choice>
           <mc:Fallback>
             <w:pict>
-              <v:group w14:anchorId="58654F3F" id="Group 8" o:spid="_x0000_s1026" style="position:absolute;margin-left:320.45pt;margin-top:10.85pt;width:84pt;height:86pt;z-index:251689984" coordsize="10668,10922" o:gfxdata="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">
+              <v:group w14:anchorId="5DCB1B45" id="Group 8" o:spid="_x0000_s1026" style="position:absolute;margin-left:320.45pt;margin-top:10.85pt;width:84pt;height:86pt;z-index:251689984" coordsize="10668,10922" o:gfxdata="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">
                 <v:shapetype id="_x0000_t75" coordsize="21600,21600" o:spt="75" o:preferrelative="t" path="m@4@5l@4@11@9@11@9@5xe" filled="f" stroked="f">
                   <v:stroke joinstyle="miter"/>
                   <v:formulas>
@@ -18175,7 +19359,7 @@
                   <o:lock v:ext="edit" aspectratio="t"/>
                 </v:shapetype>
                 <v:shape id="Picture 127" o:spid="_x0000_s1027" type="#_x0000_t75" style="position:absolute;width:10668;height:10922;visibility:visible;mso-wrap-style:square" o:gfxdata="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">
-                  <v:imagedata r:id="rId32" o:title=""/>
+                  <v:imagedata r:id="rId35" o:title=""/>
                 </v:shape>
                 <v:line id="Straight Connector 4" o:spid="_x0000_s1028" style="position:absolute;visibility:visible;mso-wrap-style:square" from="1206,381" to="1206,9017" o:connectortype="straight" o:gfxdata="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" strokecolor="black [3213]" strokeweight="1pt">
                   <v:stroke startarrow="block" startarrowwidth="narrow" startarrowlength="short" endarrow="block" endarrowwidth="narrow" endarrowlength="short" joinstyle="miter"/>
@@ -18265,7 +19449,7 @@
           </mc:Choice>
           <mc:Fallback>
             <w:pict>
-              <v:line w14:anchorId="5685CE76" id="Straight Connector 7" o:spid="_x0000_s1026" style="position:absolute;flip:x;z-index:251692032;visibility:visible;mso-wrap-style:square;mso-width-percent:0;mso-height-percent:0;mso-wrap-distance-left:9pt;mso-wrap-distance-top:0;mso-wrap-distance-right:9pt;mso-wrap-distance-bottom:0;mso-position-horizontal:absolute;mso-position-horizontal-relative:text;mso-position-vertical:absolute;mso-position-vertical-relative:text;mso-width-percent:0;mso-height-percent:0;mso-width-relative:margin;mso-height-relative:margin" from="327.45pt,13.35pt" to="360.45pt,13.35pt" o:gfxdata="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" strokecolor="black [3213]" strokeweight="1pt">
+              <v:line w14:anchorId="45AD022C" id="Straight Connector 7" o:spid="_x0000_s1026" style="position:absolute;flip:x;z-index:251692032;visibility:visible;mso-wrap-style:square;mso-width-percent:0;mso-height-percent:0;mso-wrap-distance-left:9pt;mso-wrap-distance-top:0;mso-wrap-distance-right:9pt;mso-wrap-distance-bottom:0;mso-position-horizontal:absolute;mso-position-horizontal-relative:text;mso-position-vertical:absolute;mso-position-vertical-relative:text;mso-width-percent:0;mso-height-percent:0;mso-width-relative:margin;mso-height-relative:margin" from="327.45pt,13.35pt" to="360.45pt,13.35pt" o:gfxdata="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" strokecolor="black [3213]" strokeweight="1pt">
                 <v:stroke joinstyle="miter"/>
               </v:line>
             </w:pict>
@@ -19908,7 +21092,6 @@
           <w:szCs w:val="24"/>
           <w:lang w:val="id-ID"/>
         </w:rPr>
-        <w:lastRenderedPageBreak/>
         <w:t>Syarat</w:t>
       </w:r>
       <w:r>
@@ -20194,8 +21377,8 @@
       </w:r>
     </w:p>
     <w:sectPr>
-      <w:footerReference w:type="even" r:id="rId33"/>
-      <w:footerReference w:type="default" r:id="rId34"/>
+      <w:footerReference w:type="even" r:id="rId36"/>
+      <w:footerReference w:type="default" r:id="rId37"/>
       <w:pgSz w:w="11906" w:h="16838" w:code="9"/>
       <w:pgMar w:top="851" w:right="851" w:bottom="851" w:left="851" w:header="397" w:footer="397" w:gutter="0"/>
       <w:cols w:space="720"/>
